--- a/مستندات(پاسخ به داوران).docx
+++ b/مستندات(پاسخ به داوران).docx
@@ -164,7 +164,6 @@
           <w:bCs/>
           <w:sz w:val="36"/>
           <w:szCs w:val="36"/>
-          <w:rtl/>
           <w:lang w:bidi="fa-IR"/>
         </w:rPr>
       </w:pPr>
@@ -270,7 +269,7 @@
           <w:rtl/>
           <w:lang w:bidi="fa-IR"/>
         </w:rPr>
-        <w:t xml:space="preserve"> آموزش دیده اختصاصی، تلاش دارد تا اهداف اموزش دیده را شناسایی و به هم به صورت فیزیکی و هم دیجیتالی دنبال کند و موقعیت آن را در دوربین حفظ کند</w:t>
+        <w:t xml:space="preserve"> آموزش دیده اختصاصی، تلاش دارد تا اهداف اموزش دیده را شناسایی و هم به صورت فیزیکی و هم دیجیتالی دنبال کند و موقعیت آن را در دوربین حفظ کند</w:t>
       </w:r>
       <w:r>
         <w:rPr>
@@ -3234,20 +3233,8 @@
                 <w:highlight w:val="lightGray"/>
                 <w:lang w:bidi="fa-IR"/>
               </w:rPr>
-              <w:t xml:space="preserve">~ 2.6 </w:t>
+              <w:t>~ 2.6 Million</w:t>
             </w:r>
-            <w:proofErr w:type="gramStart"/>
-            <w:r>
-              <w:rPr>
-                <w:rFonts w:cs="B Nazanin"/>
-                <w:sz w:val="28"/>
-                <w:szCs w:val="28"/>
-                <w:highlight w:val="lightGray"/>
-                <w:lang w:bidi="fa-IR"/>
-              </w:rPr>
-              <w:t>Million</w:t>
-            </w:r>
-            <w:proofErr w:type="gramEnd"/>
           </w:p>
         </w:tc>
       </w:tr>
@@ -4556,9 +4543,8 @@
           <w:highlight w:val="lightGray"/>
           <w:rtl/>
         </w:rPr>
-        <w:t xml:space="preserve">لازم به ذکر است که مقادیر گزارش‌شده در این بخش مربوط به </w:t>
-      </w:r>
-      <w:proofErr w:type="gramStart"/>
+        <w:t>لازم به ذکر است که مقادیر گزارش‌شده در این بخش مربوط به مجموعه</w:t>
+      </w:r>
       <w:r>
         <w:rPr>
           <w:rFonts w:cs="B Nazanin"/>
@@ -4567,9 +4553,8 @@
           <w:sz w:val="28"/>
           <w:szCs w:val="28"/>
           <w:highlight w:val="lightGray"/>
-          <w:rtl/>
-        </w:rPr>
-        <w:t>مجموعه</w:t>
+        </w:rPr>
+        <w:t xml:space="preserve"> </w:t>
       </w:r>
       <w:r>
         <w:rPr>
@@ -4579,33 +4564,9 @@
           <w:sz w:val="28"/>
           <w:szCs w:val="28"/>
           <w:highlight w:val="lightGray"/>
-        </w:rPr>
-        <w:t xml:space="preserve"> </w:t>
-      </w:r>
-      <w:r>
-        <w:rPr>
-          <w:rFonts w:cs="B Nazanin"/>
-          <w:i/>
-          <w:iCs/>
-          <w:sz w:val="28"/>
-          <w:szCs w:val="28"/>
-          <w:highlight w:val="lightGray"/>
-          <w:lang w:bidi="fa-IR"/>
-        </w:rPr>
-        <w:t xml:space="preserve"> validation</w:t>
-      </w:r>
-      <w:proofErr w:type="gramEnd"/>
-      <w:r>
-        <w:rPr>
-          <w:rFonts w:cs="B Nazanin"/>
-          <w:i/>
-          <w:iCs/>
-          <w:sz w:val="28"/>
-          <w:szCs w:val="28"/>
-          <w:highlight w:val="lightGray"/>
-          <w:lang w:bidi="fa-IR"/>
-        </w:rPr>
-        <w:t xml:space="preserve"> </w:t>
+          <w:lang w:bidi="fa-IR"/>
+        </w:rPr>
+        <w:t xml:space="preserve"> validation </w:t>
       </w:r>
       <w:r>
         <w:rPr>
@@ -6200,7 +6161,6 @@
           <w:lang w:bidi="fa-IR"/>
         </w:rPr>
       </w:pPr>
-      <w:proofErr w:type="gramStart"/>
       <w:r>
         <w:rPr>
           <w:rFonts w:cs="B Nazanin"/>
@@ -6222,17 +6182,89 @@
           <w:rtl/>
           <w:lang w:bidi="fa-IR"/>
         </w:rPr>
+        <w:t xml:space="preserve"> یا </w:t>
+      </w:r>
+      <w:r>
+        <w:rPr>
+          <w:rFonts w:cs="B Nazanin"/>
+          <w:b/>
+          <w:bCs/>
+          <w:sz w:val="28"/>
+          <w:szCs w:val="28"/>
+          <w:rtl/>
+        </w:rPr>
+        <w:t>جست‌وجو</w:t>
+      </w:r>
+    </w:p>
+    <w:p>
+      <w:pPr>
+        <w:bidi/>
+        <w:rPr>
+          <w:rFonts w:cs="B Nazanin"/>
+          <w:sz w:val="28"/>
+          <w:szCs w:val="28"/>
+          <w:lang w:bidi="fa-IR"/>
+        </w:rPr>
+      </w:pPr>
+      <w:r>
+        <w:rPr>
+          <w:rFonts w:cs="B Nazanin"/>
+          <w:sz w:val="28"/>
+          <w:szCs w:val="28"/>
+          <w:rtl/>
+        </w:rPr>
+        <w:t>در این وضعیت هدفی شناسایی نشده و دوربین در حالت جست‌وجو قرار دارد</w:t>
+      </w:r>
+      <w:r>
+        <w:rPr>
+          <w:rFonts w:cs="B Nazanin"/>
+          <w:sz w:val="28"/>
+          <w:szCs w:val="28"/>
+          <w:lang w:bidi="fa-IR"/>
+        </w:rPr>
+        <w:t>.</w:t>
+      </w:r>
+    </w:p>
+    <w:p>
+      <w:pPr>
+        <w:bidi/>
+        <w:rPr>
+          <w:rFonts w:cs="B Nazanin"/>
+          <w:sz w:val="28"/>
+          <w:szCs w:val="28"/>
+          <w:lang w:bidi="fa-IR"/>
+        </w:rPr>
+      </w:pPr>
+      <w:r>
+        <w:rPr>
+          <w:rFonts w:cs="B Nazanin"/>
+          <w:b/>
+          <w:bCs/>
+          <w:sz w:val="28"/>
+          <w:szCs w:val="28"/>
+          <w:lang w:bidi="fa-IR"/>
+        </w:rPr>
+        <w:t xml:space="preserve">Locked </w:t>
+      </w:r>
+      <w:r>
+        <w:rPr>
+          <w:rFonts w:cs="B Nazanin" w:hint="cs"/>
+          <w:b/>
+          <w:bCs/>
+          <w:sz w:val="28"/>
+          <w:szCs w:val="28"/>
+          <w:rtl/>
+          <w:lang w:bidi="fa-IR"/>
+        </w:rPr>
         <w:t xml:space="preserve"> یا</w:t>
       </w:r>
-      <w:proofErr w:type="gramEnd"/>
-      <w:r>
-        <w:rPr>
-          <w:rFonts w:cs="B Nazanin" w:hint="cs"/>
-          <w:b/>
-          <w:bCs/>
-          <w:sz w:val="28"/>
-          <w:szCs w:val="28"/>
-          <w:rtl/>
+      <w:r>
+        <w:rPr>
+          <w:rFonts w:cs="B Nazanin"/>
+          <w:b/>
+          <w:bCs/>
+          <w:sz w:val="28"/>
+          <w:szCs w:val="28"/>
           <w:lang w:bidi="fa-IR"/>
         </w:rPr>
         <w:t xml:space="preserve"> </w:t>
@@ -6246,27 +6278,81 @@
           <w:szCs w:val="28"/>
           <w:rtl/>
         </w:rPr>
-        <w:t>جست‌وجو</w:t>
-      </w:r>
-    </w:p>
-    <w:p>
-      <w:pPr>
-        <w:bidi/>
-        <w:rPr>
-          <w:rFonts w:cs="B Nazanin"/>
-          <w:sz w:val="28"/>
-          <w:szCs w:val="28"/>
-          <w:lang w:bidi="fa-IR"/>
-        </w:rPr>
-      </w:pPr>
-      <w:r>
-        <w:rPr>
-          <w:rFonts w:cs="B Nazanin"/>
-          <w:sz w:val="28"/>
-          <w:szCs w:val="28"/>
-          <w:rtl/>
-        </w:rPr>
-        <w:t>در این وضعیت هدفی شناسایی نشده و دوربین در حالت جست‌وجو قرار دارد</w:t>
+        <w:t>قفل روی هدف</w:t>
+      </w:r>
+    </w:p>
+    <w:p>
+      <w:pPr>
+        <w:bidi/>
+        <w:rPr>
+          <w:rFonts w:cs="B Nazanin"/>
+          <w:sz w:val="28"/>
+          <w:szCs w:val="28"/>
+          <w:lang w:bidi="fa-IR"/>
+        </w:rPr>
+      </w:pPr>
+      <w:r>
+        <w:rPr>
+          <w:rFonts w:cs="B Nazanin"/>
+          <w:sz w:val="28"/>
+          <w:szCs w:val="28"/>
+          <w:rtl/>
+        </w:rPr>
+        <w:t>پس از شناسایی هدف، سامانه وارد حالت قفل می‌شود. در این حالت موقعیت هدف در هر فریم محاسبه شده و فرمان‌های</w:t>
+      </w:r>
+      <w:r>
+        <w:rPr>
+          <w:rFonts w:cs="B Nazanin"/>
+          <w:sz w:val="28"/>
+          <w:szCs w:val="28"/>
+          <w:lang w:bidi="fa-IR"/>
+        </w:rPr>
+        <w:t xml:space="preserve"> Pan </w:t>
+      </w:r>
+      <w:r>
+        <w:rPr>
+          <w:rFonts w:cs="B Nazanin"/>
+          <w:sz w:val="28"/>
+          <w:szCs w:val="28"/>
+          <w:rtl/>
+        </w:rPr>
+        <w:t>و</w:t>
+      </w:r>
+      <w:r>
+        <w:rPr>
+          <w:rFonts w:cs="B Nazanin"/>
+          <w:sz w:val="28"/>
+          <w:szCs w:val="28"/>
+          <w:lang w:bidi="fa-IR"/>
+        </w:rPr>
+        <w:t xml:space="preserve"> Tilt </w:t>
+      </w:r>
+      <w:r>
+        <w:rPr>
+          <w:rFonts w:cs="B Nazanin"/>
+          <w:sz w:val="28"/>
+          <w:szCs w:val="28"/>
+          <w:rtl/>
+        </w:rPr>
+        <w:t>برای دنبال کردن آن ارسال می‌شوند. هم‌زمان</w:t>
+      </w:r>
+      <w:r>
+        <w:rPr>
+          <w:rFonts w:cs="B Nazanin"/>
+          <w:sz w:val="28"/>
+          <w:szCs w:val="28"/>
+          <w:lang w:bidi="fa-IR"/>
+        </w:rPr>
+        <w:t xml:space="preserve"> Zoom </w:t>
+      </w:r>
+      <w:r>
+        <w:rPr>
+          <w:rFonts w:cs="B Nazanin"/>
+          <w:sz w:val="28"/>
+          <w:szCs w:val="28"/>
+          <w:rtl/>
+        </w:rPr>
+        <w:t>نیز می‌تواند افزایش پیدا کند</w:t>
       </w:r>
       <w:r>
         <w:rPr>
@@ -6288,17 +6374,16 @@
           <w:lang w:bidi="fa-IR"/>
         </w:rPr>
       </w:pPr>
-      <w:proofErr w:type="gramStart"/>
-      <w:r>
-        <w:rPr>
-          <w:rFonts w:cs="B Nazanin"/>
-          <w:b/>
-          <w:bCs/>
-          <w:sz w:val="28"/>
-          <w:szCs w:val="28"/>
-          <w:lang w:bidi="fa-IR"/>
-        </w:rPr>
-        <w:t xml:space="preserve">Locked </w:t>
+      <w:r>
+        <w:rPr>
+          <w:rFonts w:cs="B Nazanin"/>
+          <w:b/>
+          <w:bCs/>
+          <w:sz w:val="28"/>
+          <w:szCs w:val="28"/>
+          <w:lang w:bidi="fa-IR"/>
+        </w:rPr>
+        <w:t xml:space="preserve">Return </w:t>
       </w:r>
       <w:r>
         <w:rPr>
@@ -6312,148 +6397,6 @@
         </w:rPr>
         <w:t xml:space="preserve"> یا</w:t>
       </w:r>
-      <w:proofErr w:type="gramEnd"/>
-      <w:r>
-        <w:rPr>
-          <w:rFonts w:cs="B Nazanin"/>
-          <w:b/>
-          <w:bCs/>
-          <w:sz w:val="28"/>
-          <w:szCs w:val="28"/>
-          <w:lang w:bidi="fa-IR"/>
-        </w:rPr>
-        <w:t xml:space="preserve"> </w:t>
-      </w:r>
-      <w:r>
-        <w:rPr>
-          <w:rFonts w:cs="B Nazanin"/>
-          <w:b/>
-          <w:bCs/>
-          <w:sz w:val="28"/>
-          <w:szCs w:val="28"/>
-          <w:rtl/>
-        </w:rPr>
-        <w:t>قفل روی هدف</w:t>
-      </w:r>
-    </w:p>
-    <w:p>
-      <w:pPr>
-        <w:bidi/>
-        <w:rPr>
-          <w:rFonts w:cs="B Nazanin"/>
-          <w:sz w:val="28"/>
-          <w:szCs w:val="28"/>
-          <w:lang w:bidi="fa-IR"/>
-        </w:rPr>
-      </w:pPr>
-      <w:r>
-        <w:rPr>
-          <w:rFonts w:cs="B Nazanin"/>
-          <w:sz w:val="28"/>
-          <w:szCs w:val="28"/>
-          <w:rtl/>
-        </w:rPr>
-        <w:t>پس از شناسایی هدف، سامانه وارد حالت قفل می‌شود. در این حالت موقعیت هدف در هر فریم محاسبه شده و فرمان‌های</w:t>
-      </w:r>
-      <w:r>
-        <w:rPr>
-          <w:rFonts w:cs="B Nazanin"/>
-          <w:sz w:val="28"/>
-          <w:szCs w:val="28"/>
-          <w:lang w:bidi="fa-IR"/>
-        </w:rPr>
-        <w:t xml:space="preserve"> Pan </w:t>
-      </w:r>
-      <w:r>
-        <w:rPr>
-          <w:rFonts w:cs="B Nazanin"/>
-          <w:sz w:val="28"/>
-          <w:szCs w:val="28"/>
-          <w:rtl/>
-        </w:rPr>
-        <w:t>و</w:t>
-      </w:r>
-      <w:r>
-        <w:rPr>
-          <w:rFonts w:cs="B Nazanin"/>
-          <w:sz w:val="28"/>
-          <w:szCs w:val="28"/>
-          <w:lang w:bidi="fa-IR"/>
-        </w:rPr>
-        <w:t xml:space="preserve"> Tilt </w:t>
-      </w:r>
-      <w:r>
-        <w:rPr>
-          <w:rFonts w:cs="B Nazanin"/>
-          <w:sz w:val="28"/>
-          <w:szCs w:val="28"/>
-          <w:rtl/>
-        </w:rPr>
-        <w:t>برای دنبال کردن آن ارسال می‌شوند. هم‌زمان</w:t>
-      </w:r>
-      <w:r>
-        <w:rPr>
-          <w:rFonts w:cs="B Nazanin"/>
-          <w:sz w:val="28"/>
-          <w:szCs w:val="28"/>
-          <w:lang w:bidi="fa-IR"/>
-        </w:rPr>
-        <w:t xml:space="preserve"> Zoom </w:t>
-      </w:r>
-      <w:r>
-        <w:rPr>
-          <w:rFonts w:cs="B Nazanin"/>
-          <w:sz w:val="28"/>
-          <w:szCs w:val="28"/>
-          <w:rtl/>
-        </w:rPr>
-        <w:t>نیز می‌تواند افزایش پیدا کند</w:t>
-      </w:r>
-      <w:r>
-        <w:rPr>
-          <w:rFonts w:cs="B Nazanin"/>
-          <w:sz w:val="28"/>
-          <w:szCs w:val="28"/>
-          <w:lang w:bidi="fa-IR"/>
-        </w:rPr>
-        <w:t>.</w:t>
-      </w:r>
-    </w:p>
-    <w:p>
-      <w:pPr>
-        <w:bidi/>
-        <w:rPr>
-          <w:rFonts w:cs="B Nazanin"/>
-          <w:sz w:val="28"/>
-          <w:szCs w:val="28"/>
-          <w:lang w:bidi="fa-IR"/>
-        </w:rPr>
-      </w:pPr>
-      <w:proofErr w:type="gramStart"/>
-      <w:r>
-        <w:rPr>
-          <w:rFonts w:cs="B Nazanin"/>
-          <w:b/>
-          <w:bCs/>
-          <w:sz w:val="28"/>
-          <w:szCs w:val="28"/>
-          <w:lang w:bidi="fa-IR"/>
-        </w:rPr>
-        <w:t xml:space="preserve">Return </w:t>
-      </w:r>
-      <w:r>
-        <w:rPr>
-          <w:rFonts w:cs="B Nazanin" w:hint="cs"/>
-          <w:b/>
-          <w:bCs/>
-          <w:sz w:val="28"/>
-          <w:szCs w:val="28"/>
-          <w:rtl/>
-          <w:lang w:bidi="fa-IR"/>
-        </w:rPr>
-        <w:t xml:space="preserve"> یا</w:t>
-      </w:r>
-      <w:proofErr w:type="gramEnd"/>
       <w:r>
         <w:rPr>
           <w:rFonts w:cs="B Nazanin"/>
@@ -7013,7 +6956,6 @@
           <w:lang w:bidi="fa-IR"/>
         </w:rPr>
       </w:pPr>
-      <w:proofErr w:type="gramStart"/>
       <w:r>
         <w:rPr>
           <w:rFonts w:cs="B Nazanin"/>
@@ -7053,17 +6995,7 @@
           <w:szCs w:val="28"/>
           <w:rtl/>
         </w:rPr>
-        <w:t>به</w:t>
-      </w:r>
-      <w:proofErr w:type="gramEnd"/>
-      <w:r>
-        <w:rPr>
-          <w:rFonts w:cs="B Nazanin"/>
-          <w:sz w:val="28"/>
-          <w:szCs w:val="28"/>
-          <w:rtl/>
-        </w:rPr>
-        <w:t xml:space="preserve"> عنوان زبان اصلی پردازش و کنترل</w:t>
+        <w:t>به عنوان زبان اصلی پردازش و کنترل</w:t>
       </w:r>
     </w:p>
     <w:p>
@@ -7080,7 +7012,6 @@
           <w:lang w:bidi="fa-IR"/>
         </w:rPr>
       </w:pPr>
-      <w:proofErr w:type="gramStart"/>
       <w:r>
         <w:rPr>
           <w:rFonts w:cs="B Nazanin"/>
@@ -7120,17 +7051,7 @@
           <w:szCs w:val="28"/>
           <w:rtl/>
         </w:rPr>
-        <w:t>برای</w:t>
-      </w:r>
-      <w:proofErr w:type="gramEnd"/>
-      <w:r>
-        <w:rPr>
-          <w:rFonts w:cs="B Nazanin"/>
-          <w:sz w:val="28"/>
-          <w:szCs w:val="28"/>
-          <w:rtl/>
-        </w:rPr>
-        <w:t xml:space="preserve"> دریافت، پردازش و نمایش تصاویر</w:t>
+        <w:t>برای دریافت، پردازش و نمایش تصاویر</w:t>
       </w:r>
     </w:p>
     <w:p>
@@ -7147,7 +7068,6 @@
           <w:lang w:bidi="fa-IR"/>
         </w:rPr>
       </w:pPr>
-      <w:proofErr w:type="gramStart"/>
       <w:r>
         <w:rPr>
           <w:rFonts w:cs="B Nazanin"/>
@@ -7187,17 +7107,7 @@
           <w:szCs w:val="28"/>
           <w:rtl/>
         </w:rPr>
-        <w:t>برای</w:t>
-      </w:r>
-      <w:proofErr w:type="gramEnd"/>
-      <w:r>
-        <w:rPr>
-          <w:rFonts w:cs="B Nazanin"/>
-          <w:sz w:val="28"/>
-          <w:szCs w:val="28"/>
-          <w:rtl/>
-        </w:rPr>
-        <w:t xml:space="preserve"> عملیات عددی و پردازش داده‌های تصویری</w:t>
+        <w:t>برای عملیات عددی و پردازش داده‌های تصویری</w:t>
       </w:r>
     </w:p>
     <w:p>
@@ -7236,57 +7146,35 @@
           <w:szCs w:val="28"/>
           <w:lang w:bidi="fa-IR"/>
         </w:rPr>
+        <w:t xml:space="preserve"> YOLO</w:t>
+      </w:r>
+      <w:r>
+        <w:rPr>
+          <w:rFonts w:cs="B Nazanin"/>
+          <w:sz w:val="28"/>
+          <w:szCs w:val="28"/>
+          <w:lang w:bidi="fa-IR"/>
+        </w:rPr>
         <w:t xml:space="preserve"> </w:t>
       </w:r>
-      <w:proofErr w:type="gramStart"/>
-      <w:r>
-        <w:rPr>
-          <w:rFonts w:cs="B Nazanin"/>
-          <w:b/>
-          <w:bCs/>
-          <w:sz w:val="28"/>
-          <w:szCs w:val="28"/>
-          <w:lang w:bidi="fa-IR"/>
-        </w:rPr>
-        <w:t>YOLO</w:t>
-      </w:r>
-      <w:r>
-        <w:rPr>
-          <w:rFonts w:cs="B Nazanin"/>
-          <w:sz w:val="28"/>
-          <w:szCs w:val="28"/>
+      <w:r>
+        <w:rPr>
+          <w:rFonts w:cs="B Nazanin" w:hint="cs"/>
+          <w:sz w:val="28"/>
+          <w:szCs w:val="28"/>
+          <w:rtl/>
           <w:lang w:bidi="fa-IR"/>
         </w:rPr>
         <w:t xml:space="preserve"> </w:t>
       </w:r>
       <w:r>
         <w:rPr>
-          <w:rFonts w:cs="B Nazanin" w:hint="cs"/>
-          <w:sz w:val="28"/>
-          <w:szCs w:val="28"/>
-          <w:rtl/>
-          <w:lang w:bidi="fa-IR"/>
-        </w:rPr>
-        <w:t xml:space="preserve"> </w:t>
-      </w:r>
-      <w:r>
-        <w:rPr>
-          <w:rFonts w:cs="B Nazanin"/>
-          <w:sz w:val="28"/>
-          <w:szCs w:val="28"/>
-          <w:rtl/>
-        </w:rPr>
-        <w:t>برای</w:t>
-      </w:r>
-      <w:proofErr w:type="gramEnd"/>
-      <w:r>
-        <w:rPr>
-          <w:rFonts w:cs="B Nazanin"/>
-          <w:sz w:val="28"/>
-          <w:szCs w:val="28"/>
-          <w:rtl/>
-        </w:rPr>
-        <w:t xml:space="preserve"> تشخیص و رهگیری اهداف</w:t>
+          <w:rFonts w:cs="B Nazanin"/>
+          <w:sz w:val="28"/>
+          <w:szCs w:val="28"/>
+          <w:rtl/>
+        </w:rPr>
+        <w:t>برای تشخیص و رهگیری اهداف</w:t>
       </w:r>
     </w:p>
     <w:p>
@@ -7303,7 +7191,6 @@
           <w:lang w:bidi="fa-IR"/>
         </w:rPr>
       </w:pPr>
-      <w:proofErr w:type="gramStart"/>
       <w:r>
         <w:rPr>
           <w:rFonts w:cs="B Nazanin"/>
@@ -7343,17 +7230,7 @@
           <w:szCs w:val="28"/>
           <w:rtl/>
         </w:rPr>
-        <w:t>برای</w:t>
-      </w:r>
-      <w:proofErr w:type="gramEnd"/>
-      <w:r>
-        <w:rPr>
-          <w:rFonts w:cs="B Nazanin"/>
-          <w:sz w:val="28"/>
-          <w:szCs w:val="28"/>
-          <w:rtl/>
-        </w:rPr>
-        <w:t xml:space="preserve"> پردازش و نمایش</w:t>
+        <w:t>برای پردازش و نمایش</w:t>
       </w:r>
       <w:r>
         <w:rPr>
@@ -7407,19 +7284,7 @@
           <w:szCs w:val="28"/>
           <w:lang w:bidi="fa-IR"/>
         </w:rPr>
-        <w:t xml:space="preserve">UDP </w:t>
-      </w:r>
-      <w:proofErr w:type="gramStart"/>
-      <w:r>
-        <w:rPr>
-          <w:rFonts w:cs="B Nazanin"/>
-          <w:b/>
-          <w:bCs/>
-          <w:sz w:val="28"/>
-          <w:szCs w:val="28"/>
-          <w:lang w:bidi="fa-IR"/>
-        </w:rPr>
-        <w:t>Socket</w:t>
+        <w:t>UDP Socket</w:t>
       </w:r>
       <w:r>
         <w:rPr>
@@ -7447,17 +7312,7 @@
           <w:szCs w:val="28"/>
           <w:rtl/>
         </w:rPr>
-        <w:t>برای</w:t>
-      </w:r>
-      <w:proofErr w:type="gramEnd"/>
-      <w:r>
-        <w:rPr>
-          <w:rFonts w:cs="B Nazanin"/>
-          <w:sz w:val="28"/>
-          <w:szCs w:val="28"/>
-          <w:rtl/>
-        </w:rPr>
-        <w:t xml:space="preserve"> ارتباط </w:t>
+        <w:t xml:space="preserve">برای ارتباط </w:t>
       </w:r>
       <w:r>
         <w:rPr>
@@ -7501,19 +7356,7 @@
           <w:szCs w:val="28"/>
           <w:lang w:bidi="fa-IR"/>
         </w:rPr>
-        <w:t>CUDA/</w:t>
-      </w:r>
-      <w:proofErr w:type="gramStart"/>
-      <w:r>
-        <w:rPr>
-          <w:rFonts w:cs="B Nazanin"/>
-          <w:b/>
-          <w:bCs/>
-          <w:sz w:val="28"/>
-          <w:szCs w:val="28"/>
-          <w:lang w:bidi="fa-IR"/>
-        </w:rPr>
-        <w:t>GPU</w:t>
+        <w:t>CUDA/GPU</w:t>
       </w:r>
       <w:r>
         <w:rPr>
@@ -7541,17 +7384,7 @@
           <w:szCs w:val="28"/>
           <w:rtl/>
         </w:rPr>
-        <w:t>برای</w:t>
-      </w:r>
-      <w:proofErr w:type="gramEnd"/>
-      <w:r>
-        <w:rPr>
-          <w:rFonts w:cs="B Nazanin"/>
-          <w:sz w:val="28"/>
-          <w:szCs w:val="28"/>
-          <w:rtl/>
-        </w:rPr>
-        <w:t xml:space="preserve"> اجرای سریع مدل یادگیری عمیق</w:t>
+        <w:t>برای اجرای سریع مدل یادگیری عمیق</w:t>
       </w:r>
     </w:p>
     <w:p>
@@ -14665,10 +14498,11 @@
       <w:pPr>
         <w:bidi/>
         <w:rPr>
-          <w:rFonts w:cs="B Nazanin"/>
-          <w:sz w:val="28"/>
-          <w:szCs w:val="28"/>
-          <w:highlight w:val="lightGray"/>
+          <w:rFonts w:cs="B Nazanin" w:hint="cs"/>
+          <w:sz w:val="28"/>
+          <w:szCs w:val="28"/>
+          <w:highlight w:val="lightGray"/>
+          <w:rtl/>
           <w:lang w:bidi="fa-IR"/>
         </w:rPr>
       </w:pPr>
@@ -14682,29 +14516,91 @@
           <w:lang w:bidi="fa-IR"/>
         </w:rPr>
         <w:lastRenderedPageBreak/>
-        <w:t>اما با ارزیابی میدانی روی ویدیو به شکل زنده ، مشخص شد که مدل ۶۴۰ با ورودی ۶۴۰ بهترین تعادل را دارد</w:t>
-      </w:r>
-      <w:r>
-        <w:rPr>
-          <w:rFonts w:cs="B Nazanin" w:hint="cs"/>
-          <w:sz w:val="28"/>
-          <w:szCs w:val="28"/>
-          <w:highlight w:val="lightGray"/>
-          <w:rtl/>
-          <w:lang w:bidi="fa-IR"/>
-        </w:rPr>
-        <w:t xml:space="preserve">، و برخی مقادیر به دلیل کوچک بودن دیتاست </w:t>
-      </w:r>
-      <w:r>
-        <w:rPr>
-          <w:rFonts w:cs="B Nazanin" w:hint="cs"/>
-          <w:sz w:val="28"/>
-          <w:szCs w:val="28"/>
-          <w:highlight w:val="lightGray"/>
-          <w:rtl/>
-          <w:lang w:bidi="fa-IR"/>
-        </w:rPr>
-        <w:t>مقداری نویز دارند</w:t>
+        <w:t xml:space="preserve">با </w:t>
+      </w:r>
+      <w:r>
+        <w:rPr>
+          <w:rFonts w:cs="B Nazanin" w:hint="cs"/>
+          <w:sz w:val="28"/>
+          <w:szCs w:val="28"/>
+          <w:highlight w:val="lightGray"/>
+          <w:rtl/>
+          <w:lang w:bidi="fa-IR"/>
+        </w:rPr>
+        <w:t xml:space="preserve">ارزیابی میدانی روی ویدیو به شکل زنده ، مشخص شد که </w:t>
+      </w:r>
+      <w:r>
+        <w:rPr>
+          <w:rFonts w:cs="B Nazanin"/>
+          <w:sz w:val="28"/>
+          <w:szCs w:val="28"/>
+          <w:highlight w:val="lightGray"/>
+          <w:rtl/>
+        </w:rPr>
+        <w:t xml:space="preserve">مدل آموزش‌دیده با رزولوشن </w:t>
+      </w:r>
+      <w:r>
+        <w:rPr>
+          <w:rFonts w:cs="B Nazanin"/>
+          <w:sz w:val="28"/>
+          <w:szCs w:val="28"/>
+          <w:highlight w:val="lightGray"/>
+          <w:rtl/>
+          <w:lang w:bidi="fa-IR"/>
+        </w:rPr>
+        <w:t>۶۴۰</w:t>
+      </w:r>
+      <w:r>
+        <w:rPr>
+          <w:rFonts w:cs="B Nazanin"/>
+          <w:sz w:val="28"/>
+          <w:szCs w:val="28"/>
+          <w:highlight w:val="lightGray"/>
+          <w:rtl/>
+        </w:rPr>
+        <w:t xml:space="preserve"> در ابعاد ورودی </w:t>
+      </w:r>
+      <w:r>
+        <w:rPr>
+          <w:rFonts w:cs="B Nazanin" w:hint="cs"/>
+          <w:sz w:val="28"/>
+          <w:szCs w:val="28"/>
+          <w:highlight w:val="lightGray"/>
+          <w:rtl/>
+          <w:lang w:bidi="fa-IR"/>
+        </w:rPr>
+        <w:t>۳۸۴</w:t>
+      </w:r>
+      <w:r>
+        <w:rPr>
+          <w:rFonts w:cs="B Nazanin"/>
+          <w:sz w:val="28"/>
+          <w:szCs w:val="28"/>
+          <w:highlight w:val="lightGray"/>
+          <w:rtl/>
+          <w:lang w:bidi="fa-IR"/>
+        </w:rPr>
+        <w:t>×۶۴۰</w:t>
+      </w:r>
+      <w:r>
+        <w:rPr>
+          <w:rFonts w:cs="B Nazanin"/>
+          <w:sz w:val="28"/>
+          <w:szCs w:val="28"/>
+          <w:highlight w:val="lightGray"/>
+          <w:rtl/>
+        </w:rPr>
+        <w:t>، بهترین تعادل میان سرعت و دقت را نشان داد</w:t>
+      </w:r>
+      <w:r>
+        <w:rPr>
+          <w:rFonts w:cs="B Nazanin" w:hint="cs"/>
+          <w:sz w:val="28"/>
+          <w:szCs w:val="28"/>
+          <w:highlight w:val="lightGray"/>
+          <w:rtl/>
+        </w:rPr>
+        <w:t>(۶ میلی ثانیه سرعت پاسخ و دقت بالا که در لیست مشخص است)</w:t>
       </w:r>
     </w:p>
     <w:p>
@@ -14745,7 +14641,6 @@
         </w:rPr>
         <w:t xml:space="preserve"> </w:t>
       </w:r>
-      <w:proofErr w:type="gramStart"/>
       <w:r>
         <w:rPr>
           <w:rFonts w:cs="B Nazanin"/>
@@ -14769,33 +14664,32 @@
           <w:rtl/>
           <w:lang w:bidi="fa-IR"/>
         </w:rPr>
-        <w:t>برای</w:t>
-      </w:r>
-      <w:proofErr w:type="gramEnd"/>
-      <w:r>
-        <w:rPr>
-          <w:rFonts w:cs="B Nazanin" w:hint="cs"/>
+        <w:t xml:space="preserve">برای ارزیابی عملکرد مدل در ویدیو واقعی ضبط شده، می تونید از فایل </w:t>
+      </w:r>
+      <w:r>
+        <w:rPr>
+          <w:rFonts w:cs="B Nazanin"/>
           <w:b/>
           <w:bCs/>
           <w:sz w:val="32"/>
           <w:szCs w:val="32"/>
           <w:highlight w:val="lightGray"/>
-          <w:rtl/>
-          <w:lang w:bidi="fa-IR"/>
-        </w:rPr>
-        <w:t xml:space="preserve"> ارزیابی عملکرد مدل در ویدیو واقعی ضبط شده، می تونید از فایل </w:t>
-      </w:r>
-      <w:r>
-        <w:rPr>
-          <w:rFonts w:cs="B Nazanin"/>
+          <w:lang w:bidi="fa-IR"/>
+        </w:rPr>
+        <w:t>video_interfere.py</w:t>
+      </w:r>
+      <w:r>
+        <w:rPr>
+          <w:rFonts w:cs="B Nazanin" w:hint="cs"/>
           <w:b/>
           <w:bCs/>
           <w:sz w:val="32"/>
           <w:szCs w:val="32"/>
           <w:highlight w:val="lightGray"/>
-          <w:lang w:bidi="fa-IR"/>
-        </w:rPr>
-        <w:t>video_interfere.py</w:t>
+          <w:rtl/>
+          <w:lang w:bidi="fa-IR"/>
+        </w:rPr>
+        <w:t xml:space="preserve"> یا ویدیو اجرا شده آن</w:t>
       </w:r>
       <w:r>
         <w:rPr>
@@ -14808,32 +14702,32 @@
           <w:rtl/>
           <w:lang w:bidi="fa-IR"/>
         </w:rPr>
-        <w:t xml:space="preserve"> یا ویدیو اجرا شده آن</w:t>
-      </w:r>
-      <w:r>
-        <w:rPr>
-          <w:rFonts w:cs="B Nazanin" w:hint="cs"/>
+        <w:t>(</w:t>
+      </w:r>
+      <w:r>
+        <w:rPr>
+          <w:rFonts w:cs="B Nazanin"/>
           <w:b/>
           <w:bCs/>
           <w:sz w:val="32"/>
           <w:szCs w:val="32"/>
           <w:highlight w:val="lightGray"/>
-          <w:rtl/>
-          <w:lang w:bidi="fa-IR"/>
-        </w:rPr>
-        <w:t>(</w:t>
-      </w:r>
-      <w:r>
-        <w:rPr>
-          <w:rFonts w:cs="B Nazanin"/>
+          <w:lang w:bidi="fa-IR"/>
+        </w:rPr>
+        <w:t>finetuned_test.mp4</w:t>
+      </w:r>
+      <w:r>
+        <w:rPr>
+          <w:rFonts w:cs="B Nazanin" w:hint="cs"/>
           <w:b/>
           <w:bCs/>
           <w:sz w:val="32"/>
           <w:szCs w:val="32"/>
           <w:highlight w:val="lightGray"/>
-          <w:lang w:bidi="fa-IR"/>
-        </w:rPr>
-        <w:t>finetuned_test.mp4</w:t>
+          <w:rtl/>
+          <w:lang w:bidi="fa-IR"/>
+        </w:rPr>
+        <w:t>)</w:t>
       </w:r>
       <w:r>
         <w:rPr>
@@ -14846,46 +14740,19 @@
           <w:rtl/>
           <w:lang w:bidi="fa-IR"/>
         </w:rPr>
-        <w:t>)</w:t>
-      </w:r>
-      <w:r>
-        <w:rPr>
-          <w:rFonts w:cs="B Nazanin" w:hint="cs"/>
+        <w:t xml:space="preserve"> استفاده کنید</w:t>
+      </w:r>
+      <w:r>
+        <w:rPr>
+          <w:rFonts w:cs="B Nazanin"/>
           <w:b/>
           <w:bCs/>
           <w:sz w:val="32"/>
           <w:szCs w:val="32"/>
           <w:highlight w:val="lightGray"/>
-          <w:rtl/>
-          <w:lang w:bidi="fa-IR"/>
-        </w:rPr>
-        <w:t xml:space="preserve"> استفاده کنید</w:t>
-      </w:r>
-      <w:proofErr w:type="gramStart"/>
-      <w:r>
-        <w:rPr>
-          <w:rFonts w:cs="B Nazanin"/>
-          <w:b/>
-          <w:bCs/>
-          <w:sz w:val="32"/>
-          <w:szCs w:val="32"/>
-          <w:highlight w:val="lightGray"/>
-          <w:lang w:bidi="fa-IR"/>
-        </w:rPr>
-        <w:t xml:space="preserve">   (</w:t>
-      </w:r>
-      <w:proofErr w:type="gramEnd"/>
-      <w:r>
-        <w:rPr>
-          <w:rFonts w:cs="B Nazanin"/>
-          <w:b/>
-          <w:bCs/>
-          <w:sz w:val="32"/>
-          <w:szCs w:val="32"/>
-          <w:highlight w:val="lightGray"/>
-          <w:lang w:bidi="fa-IR"/>
-        </w:rPr>
-        <w:t xml:space="preserve"> </w:t>
+          <w:lang w:bidi="fa-IR"/>
+        </w:rPr>
+        <w:t xml:space="preserve">   ( </w:t>
       </w:r>
     </w:p>
     <w:p>
@@ -20212,12 +20079,11 @@
       <w:pPr>
         <w:bidi/>
         <w:rPr>
-          <w:rFonts w:cs="B Nazanin" w:hint="cs"/>
-          <w:b/>
-          <w:bCs/>
-          <w:sz w:val="28"/>
-          <w:szCs w:val="28"/>
-          <w:rtl/>
+          <w:rFonts w:cs="B Nazanin"/>
+          <w:b/>
+          <w:bCs/>
+          <w:sz w:val="28"/>
+          <w:szCs w:val="28"/>
           <w:lang w:bidi="fa-IR"/>
         </w:rPr>
       </w:pPr>
@@ -20294,18 +20160,6 @@
         </w:rPr>
         <w:t xml:space="preserve"> در ریپازیتوری گیت هاب قرار دارد</w:t>
       </w:r>
-    </w:p>
-    <w:p>
-      <w:pPr>
-        <w:bidi/>
-        <w:rPr>
-          <w:rFonts w:cs="B Nazanin"/>
-          <w:b/>
-          <w:bCs/>
-          <w:sz w:val="28"/>
-          <w:szCs w:val="28"/>
-        </w:rPr>
-      </w:pPr>
     </w:p>
     <w:p>
       <w:pPr>
@@ -20674,6 +20528,7 @@
           <w:szCs w:val="28"/>
           <w:lang w:bidi="fa-IR"/>
         </w:rPr>
+        <w:lastRenderedPageBreak/>
         <w:pict w14:anchorId="2D8E70EF">
           <v:rect id="_x0000_i1140" style="width:0;height:1.5pt" o:hralign="center" o:hrstd="t" o:hr="t" fillcolor="#a0a0a0" stroked="f"/>
         </w:pict>
@@ -20783,6 +20638,28 @@
     <w:p>
       <w:pPr>
         <w:rPr>
+          <w:b/>
+          <w:bCs/>
+          <w:sz w:val="28"/>
+          <w:szCs w:val="28"/>
+        </w:rPr>
+      </w:pPr>
+      <w:hyperlink r:id="rId15" w:history="1">
+        <w:r>
+          <w:rPr>
+            <w:rStyle w:val="Hyperlink"/>
+            <w:b/>
+            <w:bCs/>
+            <w:sz w:val="28"/>
+            <w:szCs w:val="28"/>
+          </w:rPr>
+          <w:t>https://docs.unity3d.com/540/Documentation/Manual/HOWTO-InstallStandardAssets.html</w:t>
+        </w:r>
+      </w:hyperlink>
+    </w:p>
+    <w:p>
+      <w:pPr>
+        <w:rPr>
           <w:rFonts w:cs="Calibri"/>
           <w:b/>
           <w:bCs/>
@@ -20791,7 +20668,7 @@
           <w:lang w:bidi="fa-IR"/>
         </w:rPr>
       </w:pPr>
-      <w:hyperlink r:id="rId15" w:history="1">
+      <w:hyperlink r:id="rId16" w:history="1">
         <w:r>
           <w:rPr>
             <w:rStyle w:val="Hyperlink"/>
@@ -20802,7 +20679,7 @@
             <w:szCs w:val="28"/>
             <w:lang w:bidi="fa-IR"/>
           </w:rPr>
-          <w:t>https://assetstore.unity.com/?q=standard%20assets&amp;srsltid=AU7gw4XvXePY-g0ZNMpldjDvDAfM_5W248klyjJp4HhHz6zr76zDESZn</w:t>
+          <w:t>https://github.com/jamschutz/Unity-Standard-Assets</w:t>
         </w:r>
       </w:hyperlink>
     </w:p>
@@ -20832,7 +20709,7 @@
       <w:proofErr w:type="spellEnd"/>
     </w:p>
     <w:p>
-      <w:hyperlink r:id="rId16" w:history="1">
+      <w:hyperlink r:id="rId17" w:history="1">
         <w:r>
           <w:rPr>
             <w:rStyle w:val="Hyperlink"/>
@@ -20879,7 +20756,7 @@
           <w:lang w:bidi="fa-IR"/>
         </w:rPr>
       </w:pPr>
-      <w:hyperlink r:id="rId17" w:history="1">
+      <w:hyperlink r:id="rId18" w:history="1">
         <w:r>
           <w:rPr>
             <w:rStyle w:val="Hyperlink"/>
@@ -20930,7 +20807,7 @@
           <w:lang w:bidi="fa-IR"/>
         </w:rPr>
       </w:pPr>
-      <w:hyperlink r:id="rId18" w:history="1">
+      <w:hyperlink r:id="rId19" w:history="1">
         <w:r>
           <w:rPr>
             <w:rStyle w:val="Hyperlink"/>
@@ -20979,7 +20856,7 @@
           <w:lang w:bidi="fa-IR"/>
         </w:rPr>
       </w:pPr>
-      <w:hyperlink r:id="rId19" w:history="1">
+      <w:hyperlink r:id="rId20" w:history="1">
         <w:r>
           <w:rPr>
             <w:rStyle w:val="Hyperlink"/>
@@ -21030,7 +20907,7 @@
           <w:lang w:bidi="fa-IR"/>
         </w:rPr>
       </w:pPr>
-      <w:hyperlink r:id="rId20" w:history="1">
+      <w:hyperlink r:id="rId21" w:history="1">
         <w:r>
           <w:rPr>
             <w:rStyle w:val="Hyperlink"/>
@@ -21079,7 +20956,7 @@
           <w:lang w:bidi="fa-IR"/>
         </w:rPr>
       </w:pPr>
-      <w:hyperlink r:id="rId21" w:history="1">
+      <w:hyperlink r:id="rId22" w:history="1">
         <w:r>
           <w:rPr>
             <w:rStyle w:val="Hyperlink"/>
@@ -21128,7 +21005,7 @@
           <w:lang w:bidi="fa-IR"/>
         </w:rPr>
       </w:pPr>
-      <w:hyperlink r:id="rId22" w:history="1">
+      <w:hyperlink r:id="rId23" w:history="1">
         <w:r>
           <w:rPr>
             <w:rStyle w:val="Hyperlink"/>
@@ -21177,7 +21054,7 @@
           <w:lang w:bidi="fa-IR"/>
         </w:rPr>
       </w:pPr>
-      <w:hyperlink r:id="rId23" w:history="1">
+      <w:hyperlink r:id="rId24" w:history="1">
         <w:r>
           <w:rPr>
             <w:rStyle w:val="Hyperlink"/>
@@ -21239,7 +21116,7 @@
           <w:lang w:bidi="fa-IR"/>
         </w:rPr>
       </w:pPr>
-      <w:hyperlink r:id="rId24" w:history="1">
+      <w:hyperlink r:id="rId25" w:history="1">
         <w:r>
           <w:rPr>
             <w:rStyle w:val="Hyperlink"/>
@@ -21272,7 +21149,6 @@
           <w:szCs w:val="28"/>
           <w:lang w:bidi="fa-IR"/>
         </w:rPr>
-        <w:lastRenderedPageBreak/>
         <w:pict w14:anchorId="300C5AA9">
           <v:rect id="_x0000_i1141" style="width:0;height:1.5pt" o:hralign="center" o:hrstd="t" o:hr="t" fillcolor="#a0a0a0" stroked="f"/>
         </w:pict>
@@ -21299,6 +21175,7 @@
           <w:szCs w:val="28"/>
           <w:rtl/>
         </w:rPr>
+        <w:lastRenderedPageBreak/>
         <w:t>سهم نویسنده</w:t>
       </w:r>
       <w:r>
@@ -24785,6 +24662,18 @@
       <w:szCs w:val="18"/>
     </w:rPr>
   </w:style>
+  <w:style w:type="character" w:styleId="FollowedHyperlink">
+    <w:name w:val="FollowedHyperlink"/>
+    <w:basedOn w:val="DefaultParagraphFont"/>
+    <w:uiPriority w:val="99"/>
+    <w:semiHidden/>
+    <w:unhideWhenUsed/>
+    <w:rsid w:val="001B15EA"/>
+    <w:rPr>
+      <w:color w:val="954F72" w:themeColor="followedHyperlink"/>
+      <w:u w:val="single"/>
+    </w:rPr>
+  </w:style>
 </w:styles>
 </file>
 

--- a/مستندات(پاسخ به داوران).docx
+++ b/مستندات(پاسخ به داوران).docx
@@ -48,7 +48,6 @@
           <w:bCs/>
           <w:sz w:val="36"/>
           <w:szCs w:val="36"/>
-          <w:rtl/>
           <w:lang w:bidi="fa-IR"/>
         </w:rPr>
       </w:pPr>
@@ -113,39 +112,37 @@
           <w:lang w:bidi="fa-IR"/>
         </w:rPr>
       </w:pPr>
-    </w:p>
-    <w:p>
-      <w:pPr>
-        <w:bidi/>
-        <w:jc w:val="center"/>
+      <w:r>
         <w:rPr>
           <w:rFonts w:cs="B Nazanin" w:hint="cs"/>
           <w:b/>
           <w:bCs/>
           <w:sz w:val="36"/>
           <w:szCs w:val="36"/>
-          <w:lang w:bidi="fa-IR"/>
-        </w:rPr>
-      </w:pPr>
-      <w:r>
+          <w:highlight w:val="lightGray"/>
+          <w:rtl/>
+          <w:lang w:bidi="fa-IR"/>
+        </w:rPr>
+        <w:t>تمامی تغییرات انجام شده در این فایل مارک خاکستری شده است</w:t>
+      </w:r>
+    </w:p>
+    <w:p>
+      <w:pPr>
+        <w:bidi/>
+        <w:jc w:val="center"/>
         <w:rPr>
           <w:rFonts w:cs="B Nazanin" w:hint="cs"/>
           <w:b/>
           <w:bCs/>
           <w:sz w:val="36"/>
           <w:szCs w:val="36"/>
-          <w:highlight w:val="lightGray"/>
-          <w:rtl/>
-          <w:lang w:bidi="fa-IR"/>
-        </w:rPr>
-        <w:t>تمامی تغییرات انجام شده در این فایل مارک خاکستری شده است</w:t>
-      </w:r>
-    </w:p>
-    <w:p>
-      <w:pPr>
-        <w:bidi/>
-        <w:rPr>
-          <w:rFonts w:cs="B Nazanin"/>
+          <w:rtl/>
+          <w:lang w:bidi="fa-IR"/>
+        </w:rPr>
+      </w:pPr>
+      <w:r>
+        <w:rPr>
+          <w:rFonts w:cs="B Nazanin" w:hint="cs"/>
           <w:b/>
           <w:bCs/>
           <w:sz w:val="36"/>
@@ -153,20 +150,20 @@
           <w:rtl/>
           <w:lang w:bidi="fa-IR"/>
         </w:rPr>
-      </w:pPr>
-    </w:p>
-    <w:p>
-      <w:pPr>
-        <w:bidi/>
-        <w:rPr>
-          <w:rFonts w:cs="B Nazanin"/>
+        <w:t>لینک ریپازیتوری گیت هاب</w:t>
+      </w:r>
+      <w:r>
+        <w:rPr>
+          <w:rFonts w:cs="B Nazanin" w:hint="cs"/>
           <w:b/>
           <w:bCs/>
           <w:sz w:val="36"/>
           <w:szCs w:val="36"/>
-          <w:lang w:bidi="fa-IR"/>
-        </w:rPr>
-      </w:pPr>
+          <w:rtl/>
+          <w:lang w:bidi="fa-IR"/>
+        </w:rPr>
+        <w:t xml:space="preserve"> (مستندات)</w:t>
+      </w:r>
       <w:r>
         <w:rPr>
           <w:rFonts w:cs="B Nazanin" w:hint="cs"/>
@@ -177,157 +174,185 @@
           <w:rtl/>
           <w:lang w:bidi="fa-IR"/>
         </w:rPr>
-        <w:t>مقدمه</w:t>
-      </w:r>
-      <w:r>
-        <w:rPr>
-          <w:rFonts w:cs="B Nazanin" w:hint="cs"/>
+        <w:t>:</w:t>
+      </w:r>
+    </w:p>
+    <w:p>
+      <w:pPr>
+        <w:jc w:val="center"/>
+        <w:rPr>
+          <w:rFonts w:cs="B Nazanin"/>
+          <w:sz w:val="32"/>
+          <w:szCs w:val="32"/>
+          <w:rtl/>
+          <w:lang w:bidi="fa-IR"/>
+        </w:rPr>
+      </w:pPr>
+      <w:hyperlink r:id="rId6" w:history="1">
+        <w:r>
+          <w:rPr>
+            <w:rStyle w:val="Hyperlink"/>
+            <w:rFonts w:cs="B Nazanin"/>
+            <w:sz w:val="32"/>
+            <w:szCs w:val="32"/>
+            <w:lang w:bidi="fa-IR"/>
+          </w:rPr>
+          <w:t>https://github.com/mohammadJavad12/Aerial-Drone-Detection-YOLO-PTZ</w:t>
+        </w:r>
+      </w:hyperlink>
+    </w:p>
+    <w:p>
+      <w:pPr>
+        <w:bidi/>
+        <w:rPr>
+          <w:rFonts w:cs="B Nazanin"/>
           <w:b/>
           <w:bCs/>
           <w:sz w:val="36"/>
           <w:szCs w:val="36"/>
-          <w:rtl/>
-          <w:lang w:bidi="fa-IR"/>
-        </w:rPr>
-        <w:t>:</w:t>
-      </w:r>
-    </w:p>
-    <w:p>
-      <w:pPr>
-        <w:bidi/>
-        <w:rPr>
-          <w:rFonts w:cs="B Nazanin"/>
-          <w:sz w:val="28"/>
-          <w:szCs w:val="28"/>
-          <w:lang w:bidi="fa-IR"/>
-        </w:rPr>
-      </w:pPr>
-      <w:r>
-        <w:rPr>
-          <w:rFonts w:cs="B Nazanin"/>
-          <w:sz w:val="28"/>
-          <w:szCs w:val="28"/>
-          <w:rtl/>
-          <w:lang w:bidi="fa-IR"/>
-        </w:rPr>
-        <w:t>در جنگ های امروزه با پیشرفت تکنولوژی نبرد از زمین به آسمان رفته و پدافند های پر هزینه دیگر به اندازه قبل کار آمد نیستند و بیشتر مانند اهداف ثابت هستند، از این رو استفاده از پدافند های ارزان قیمت ولی گسترده در سطح کشور آسمان کشور را امن تر می کند، و یکی از این روش ها روش های بینایی (اپتیکال) است</w:t>
-      </w:r>
-      <w:r>
-        <w:rPr>
-          <w:rFonts w:cs="B Nazanin" w:hint="cs"/>
-          <w:sz w:val="28"/>
-          <w:szCs w:val="28"/>
-          <w:rtl/>
-          <w:lang w:bidi="fa-IR"/>
-        </w:rPr>
-        <w:t>،</w:t>
-      </w:r>
-      <w:r>
-        <w:rPr>
-          <w:rFonts w:cs="B Nazanin"/>
-          <w:sz w:val="28"/>
-          <w:szCs w:val="28"/>
-          <w:rtl/>
-          <w:lang w:bidi="fa-IR"/>
-        </w:rPr>
-        <w:t xml:space="preserve"> طرح </w:t>
-      </w:r>
-      <w:r>
-        <w:rPr>
-          <w:rFonts w:cs="B Nazanin" w:hint="cs"/>
-          <w:sz w:val="28"/>
-          <w:szCs w:val="28"/>
-          <w:rtl/>
-          <w:lang w:bidi="fa-IR"/>
-        </w:rPr>
-        <w:t xml:space="preserve">من </w:t>
-      </w:r>
-      <w:r>
-        <w:rPr>
-          <w:rFonts w:cs="B Nazanin"/>
-          <w:sz w:val="28"/>
-          <w:szCs w:val="28"/>
-          <w:rtl/>
-          <w:lang w:bidi="fa-IR"/>
-        </w:rPr>
-        <w:t xml:space="preserve">با استفاده از بینایی کامپیوتر و مدل </w:t>
-      </w:r>
-      <w:r>
-        <w:rPr>
-          <w:rFonts w:cs="B Nazanin"/>
-          <w:sz w:val="28"/>
-          <w:szCs w:val="28"/>
-          <w:lang w:bidi="fa-IR"/>
-        </w:rPr>
-        <w:t>YOLO</w:t>
-      </w:r>
-      <w:r>
-        <w:rPr>
-          <w:rFonts w:cs="B Nazanin"/>
-          <w:sz w:val="28"/>
-          <w:szCs w:val="28"/>
-          <w:rtl/>
-          <w:lang w:bidi="fa-IR"/>
-        </w:rPr>
-        <w:t xml:space="preserve"> آموزش دیده اختصاصی، تلاش دارد تا اهداف اموزش دیده را شناسایی و هم به صورت فیزیکی و هم دیجیتالی دنبال کند و موقعیت آن را در دوربین حفظ کند</w:t>
-      </w:r>
-      <w:r>
-        <w:rPr>
-          <w:rFonts w:cs="B Nazanin" w:hint="cs"/>
-          <w:sz w:val="28"/>
-          <w:szCs w:val="28"/>
-          <w:rtl/>
-          <w:lang w:bidi="fa-IR"/>
-        </w:rPr>
-        <w:t xml:space="preserve"> و نقشی در امن تر کردن آسمان کشور ایفا کند.</w:t>
-      </w:r>
-    </w:p>
-    <w:p>
-      <w:pPr>
-        <w:bidi/>
-        <w:rPr>
-          <w:rFonts w:cs="B Nazanin"/>
-          <w:sz w:val="28"/>
-          <w:szCs w:val="28"/>
-          <w:lang w:bidi="fa-IR"/>
-        </w:rPr>
-      </w:pPr>
-      <w:r>
-        <w:rPr>
-          <w:rFonts w:cs="B Nazanin"/>
-          <w:sz w:val="28"/>
-          <w:szCs w:val="28"/>
-          <w:lang w:bidi="fa-IR"/>
-        </w:rPr>
-        <w:pict w14:anchorId="574653D4">
-          <v:rect id="_x0000_i1120" style="width:0;height:1.5pt" o:hralign="center" o:hrstd="t" o:hr="t" fillcolor="#a0a0a0" stroked="f"/>
-        </w:pict>
-      </w:r>
-    </w:p>
-    <w:p>
-      <w:pPr>
-        <w:bidi/>
-        <w:rPr>
-          <w:rFonts w:cs="B Nazanin"/>
+          <w:lang w:bidi="fa-IR"/>
+        </w:rPr>
+      </w:pPr>
+      <w:r>
+        <w:rPr>
+          <w:rFonts w:cs="B Nazanin" w:hint="cs"/>
           <w:b/>
           <w:bCs/>
           <w:sz w:val="36"/>
           <w:szCs w:val="36"/>
-          <w:lang w:bidi="fa-IR"/>
-        </w:rPr>
-      </w:pPr>
-      <w:r>
-        <w:rPr>
-          <w:rFonts w:cs="B Nazanin"/>
+          <w:rtl/>
+          <w:lang w:bidi="fa-IR"/>
+        </w:rPr>
+        <w:t>مقدمه</w:t>
+      </w:r>
+      <w:r>
+        <w:rPr>
+          <w:rFonts w:cs="B Nazanin" w:hint="cs"/>
           <w:b/>
           <w:bCs/>
           <w:sz w:val="36"/>
           <w:szCs w:val="36"/>
           <w:rtl/>
-        </w:rPr>
-        <w:t>هدف طرح</w:t>
-      </w:r>
-      <w:r>
+          <w:lang w:bidi="fa-IR"/>
+        </w:rPr>
+        <w:t>:</w:t>
+      </w:r>
+    </w:p>
+    <w:p>
+      <w:pPr>
+        <w:bidi/>
+        <w:rPr>
+          <w:rFonts w:cs="B Nazanin"/>
+          <w:sz w:val="28"/>
+          <w:szCs w:val="28"/>
+          <w:lang w:bidi="fa-IR"/>
+        </w:rPr>
+      </w:pPr>
+      <w:r>
+        <w:rPr>
+          <w:rFonts w:cs="B Nazanin"/>
+          <w:sz w:val="28"/>
+          <w:szCs w:val="28"/>
+          <w:rtl/>
+          <w:lang w:bidi="fa-IR"/>
+        </w:rPr>
+        <w:t>در جنگ های امروزه با پیشرفت تکنولوژی نبرد از زمین به آسمان رفته و پدافند های پر هزینه دیگر به اندازه قبل کار آمد نیستند و بیشتر مانند اهداف ثابت هستند، از این رو استفاده از پدافند های ارزان قیمت ولی گسترده در سطح کشور آسمان کشور را امن تر می کند، و یکی از این روش ها روش های بینایی (اپتیکال) است</w:t>
+      </w:r>
+      <w:r>
+        <w:rPr>
+          <w:rFonts w:cs="B Nazanin" w:hint="cs"/>
+          <w:sz w:val="28"/>
+          <w:szCs w:val="28"/>
+          <w:rtl/>
+          <w:lang w:bidi="fa-IR"/>
+        </w:rPr>
+        <w:t>،</w:t>
+      </w:r>
+      <w:r>
+        <w:rPr>
+          <w:rFonts w:cs="B Nazanin"/>
+          <w:sz w:val="28"/>
+          <w:szCs w:val="28"/>
+          <w:rtl/>
+          <w:lang w:bidi="fa-IR"/>
+        </w:rPr>
+        <w:t xml:space="preserve"> طرح </w:t>
+      </w:r>
+      <w:r>
+        <w:rPr>
+          <w:rFonts w:cs="B Nazanin" w:hint="cs"/>
+          <w:sz w:val="28"/>
+          <w:szCs w:val="28"/>
+          <w:rtl/>
+          <w:lang w:bidi="fa-IR"/>
+        </w:rPr>
+        <w:t xml:space="preserve">من </w:t>
+      </w:r>
+      <w:r>
+        <w:rPr>
+          <w:rFonts w:cs="B Nazanin"/>
+          <w:sz w:val="28"/>
+          <w:szCs w:val="28"/>
+          <w:rtl/>
+          <w:lang w:bidi="fa-IR"/>
+        </w:rPr>
+        <w:t xml:space="preserve">با استفاده از بینایی کامپیوتر و مدل </w:t>
+      </w:r>
+      <w:r>
+        <w:rPr>
+          <w:rFonts w:cs="B Nazanin"/>
+          <w:sz w:val="28"/>
+          <w:szCs w:val="28"/>
+          <w:lang w:bidi="fa-IR"/>
+        </w:rPr>
+        <w:t>YOLO</w:t>
+      </w:r>
+      <w:r>
+        <w:rPr>
+          <w:rFonts w:cs="B Nazanin"/>
+          <w:sz w:val="28"/>
+          <w:szCs w:val="28"/>
+          <w:rtl/>
+          <w:lang w:bidi="fa-IR"/>
+        </w:rPr>
+        <w:t xml:space="preserve"> آموزش دیده اختصاصی، تلاش دارد تا اهداف اموزش دیده را شناسایی و هم به صورت فیزیکی و هم دیجیتالی دنبال کند و موقعیت آن را در دوربین حفظ کند</w:t>
+      </w:r>
+      <w:r>
+        <w:rPr>
+          <w:rFonts w:cs="B Nazanin" w:hint="cs"/>
+          <w:sz w:val="28"/>
+          <w:szCs w:val="28"/>
+          <w:rtl/>
+          <w:lang w:bidi="fa-IR"/>
+        </w:rPr>
+        <w:t xml:space="preserve"> و نقشی در امن تر کردن آسمان کشور ایفا کند.</w:t>
+      </w:r>
+    </w:p>
+    <w:p>
+      <w:pPr>
+        <w:bidi/>
+        <w:rPr>
+          <w:rFonts w:cs="B Nazanin"/>
+          <w:sz w:val="28"/>
+          <w:szCs w:val="28"/>
+          <w:lang w:bidi="fa-IR"/>
+        </w:rPr>
+      </w:pPr>
+      <w:r>
+        <w:rPr>
+          <w:rFonts w:cs="B Nazanin"/>
+          <w:sz w:val="28"/>
+          <w:szCs w:val="28"/>
+          <w:lang w:bidi="fa-IR"/>
+        </w:rPr>
+        <w:pict w14:anchorId="574653D4">
+          <v:rect id="_x0000_i1025" style="width:0;height:1.5pt" o:hralign="center" o:hrstd="t" o:hr="t" fillcolor="#a0a0a0" stroked="f"/>
+        </w:pict>
+      </w:r>
+    </w:p>
+    <w:p>
+      <w:pPr>
+        <w:bidi/>
         <w:rPr>
           <w:rFonts w:cs="B Nazanin"/>
           <w:b/>
@@ -336,6 +361,27 @@
           <w:szCs w:val="36"/>
           <w:lang w:bidi="fa-IR"/>
         </w:rPr>
+      </w:pPr>
+      <w:r>
+        <w:rPr>
+          <w:rFonts w:cs="B Nazanin"/>
+          <w:b/>
+          <w:bCs/>
+          <w:sz w:val="36"/>
+          <w:szCs w:val="36"/>
+          <w:rtl/>
+        </w:rPr>
+        <w:t>هدف طرح</w:t>
+      </w:r>
+      <w:r>
+        <w:rPr>
+          <w:rFonts w:cs="B Nazanin"/>
+          <w:b/>
+          <w:bCs/>
+          <w:sz w:val="36"/>
+          <w:szCs w:val="36"/>
+          <w:lang w:bidi="fa-IR"/>
+        </w:rPr>
         <w:t>:</w:t>
       </w:r>
     </w:p>
@@ -505,7 +551,7 @@
           <w:lang w:bidi="fa-IR"/>
         </w:rPr>
         <w:pict w14:anchorId="7C3AA75A">
-          <v:rect id="_x0000_i1121" style="width:0;height:1.5pt" o:hralign="center" o:hrstd="t" o:hr="t" fillcolor="#a0a0a0" stroked="f"/>
+          <v:rect id="_x0000_i1026" style="width:0;height:1.5pt" o:hralign="center" o:hrstd="t" o:hr="t" fillcolor="#a0a0a0" stroked="f"/>
         </w:pict>
       </w:r>
     </w:p>
@@ -527,7 +573,7 @@
           <w:lang w:bidi="fa-IR"/>
         </w:rPr>
         <w:pict w14:anchorId="14992B80">
-          <v:rect id="_x0000_i1122" style="width:0;height:1.5pt" o:hralign="center" o:hrstd="t" o:hr="t" fillcolor="#a0a0a0" stroked="f"/>
+          <v:rect id="_x0000_i1027" style="width:0;height:1.5pt" o:hralign="center" o:hrstd="t" o:hr="t" fillcolor="#a0a0a0" stroked="f"/>
         </w:pict>
       </w:r>
     </w:p>
@@ -883,7 +929,7 @@
           <w:lang w:bidi="fa-IR"/>
         </w:rPr>
         <w:pict w14:anchorId="756FB32C">
-          <v:rect id="_x0000_i1123" style="width:0;height:1.5pt" o:hralign="center" o:hrstd="t" o:hr="t" fillcolor="#a0a0a0" stroked="f"/>
+          <v:rect id="_x0000_i1028" style="width:0;height:1.5pt" o:hralign="center" o:hrstd="t" o:hr="t" fillcolor="#a0a0a0" stroked="f"/>
         </w:pict>
       </w:r>
     </w:p>
@@ -970,7 +1016,7 @@
       <w:pPr>
         <w:bidi/>
         <w:rPr>
-          <w:rFonts w:cs="B Nazanin" w:hint="cs"/>
+          <w:rFonts w:cs="B Nazanin"/>
           <w:b/>
           <w:bCs/>
           <w:sz w:val="28"/>
@@ -2685,7 +2731,7 @@
           <w:lang w:bidi="fa-IR"/>
         </w:rPr>
         <w:pict w14:anchorId="007CFA21">
-          <v:rect id="_x0000_i1124" style="width:0;height:1.5pt" o:hralign="center" o:hrstd="t" o:hr="t" fillcolor="#a0a0a0" stroked="f"/>
+          <v:rect id="_x0000_i1029" style="width:0;height:1.5pt" o:hralign="center" o:hrstd="t" o:hr="t" fillcolor="#a0a0a0" stroked="f"/>
         </w:pict>
       </w:r>
     </w:p>
@@ -2754,19 +2800,7 @@
           <w:highlight w:val="lightGray"/>
           <w:lang w:bidi="fa-IR"/>
         </w:rPr>
-        <w:t>finetune_model</w:t>
-      </w:r>
-      <w:r>
-        <w:rPr>
-          <w:rFonts w:cs="B Nazanin"/>
-          <w:b/>
-          <w:bCs/>
-          <w:sz w:val="28"/>
-          <w:szCs w:val="28"/>
-          <w:highlight w:val="lightGray"/>
-          <w:lang w:bidi="fa-IR"/>
-        </w:rPr>
-        <w:t>.py</w:t>
+        <w:t>finetune_model.py</w:t>
       </w:r>
       <w:r>
         <w:rPr>
@@ -3233,8 +3267,20 @@
                 <w:highlight w:val="lightGray"/>
                 <w:lang w:bidi="fa-IR"/>
               </w:rPr>
-              <w:t>~ 2.6 Million</w:t>
+              <w:t xml:space="preserve">~ 2.6 </w:t>
             </w:r>
+            <w:proofErr w:type="gramStart"/>
+            <w:r>
+              <w:rPr>
+                <w:rFonts w:cs="B Nazanin"/>
+                <w:sz w:val="28"/>
+                <w:szCs w:val="28"/>
+                <w:highlight w:val="lightGray"/>
+                <w:lang w:bidi="fa-IR"/>
+              </w:rPr>
+              <w:t>Million</w:t>
+            </w:r>
+            <w:proofErr w:type="gramEnd"/>
           </w:p>
         </w:tc>
       </w:tr>
@@ -4095,7 +4141,7 @@
                     </pic:cNvPicPr>
                   </pic:nvPicPr>
                   <pic:blipFill>
-                    <a:blip r:embed="rId6" cstate="print">
+                    <a:blip r:embed="rId7" cstate="print">
                       <a:extLst>
                         <a:ext uri="{28A0092B-C50C-407E-A947-70E740481C1C}">
                           <a14:useLocalDpi xmlns:a14="http://schemas.microsoft.com/office/drawing/2010/main" val="0"/>
@@ -4258,7 +4304,7 @@
                     </pic:cNvPicPr>
                   </pic:nvPicPr>
                   <pic:blipFill>
-                    <a:blip r:embed="rId7" cstate="print">
+                    <a:blip r:embed="rId8" cstate="print">
                       <a:extLst>
                         <a:ext uri="{28A0092B-C50C-407E-A947-70E740481C1C}">
                           <a14:useLocalDpi xmlns:a14="http://schemas.microsoft.com/office/drawing/2010/main" val="0"/>
@@ -4422,7 +4468,7 @@
                     </pic:cNvPicPr>
                   </pic:nvPicPr>
                   <pic:blipFill>
-                    <a:blip r:embed="rId8" cstate="print">
+                    <a:blip r:embed="rId9" cstate="print">
                       <a:extLst>
                         <a:ext uri="{28A0092B-C50C-407E-A947-70E740481C1C}">
                           <a14:useLocalDpi xmlns:a14="http://schemas.microsoft.com/office/drawing/2010/main" val="0"/>
@@ -4543,8 +4589,9 @@
           <w:highlight w:val="lightGray"/>
           <w:rtl/>
         </w:rPr>
-        <w:t>لازم به ذکر است که مقادیر گزارش‌شده در این بخش مربوط به مجموعه</w:t>
-      </w:r>
+        <w:t xml:space="preserve">لازم به ذکر است که مقادیر گزارش‌شده در این بخش مربوط به </w:t>
+      </w:r>
+      <w:proofErr w:type="gramStart"/>
       <w:r>
         <w:rPr>
           <w:rFonts w:cs="B Nazanin"/>
@@ -4553,8 +4600,9 @@
           <w:sz w:val="28"/>
           <w:szCs w:val="28"/>
           <w:highlight w:val="lightGray"/>
-        </w:rPr>
-        <w:t xml:space="preserve"> </w:t>
+          <w:rtl/>
+        </w:rPr>
+        <w:t>مجموعه</w:t>
       </w:r>
       <w:r>
         <w:rPr>
@@ -4564,9 +4612,8 @@
           <w:sz w:val="28"/>
           <w:szCs w:val="28"/>
           <w:highlight w:val="lightGray"/>
-          <w:lang w:bidi="fa-IR"/>
-        </w:rPr>
-        <w:t xml:space="preserve"> validation </w:t>
+        </w:rPr>
+        <w:t xml:space="preserve"> </w:t>
       </w:r>
       <w:r>
         <w:rPr>
@@ -4576,10 +4623,11 @@
           <w:sz w:val="28"/>
           <w:szCs w:val="28"/>
           <w:highlight w:val="lightGray"/>
-          <w:rtl/>
-        </w:rPr>
-        <w:t>است. ارزیابی نهایی روی مجموعه</w:t>
-      </w:r>
+          <w:lang w:bidi="fa-IR"/>
+        </w:rPr>
+        <w:t xml:space="preserve"> validation</w:t>
+      </w:r>
+      <w:proofErr w:type="gramEnd"/>
       <w:r>
         <w:rPr>
           <w:rFonts w:cs="B Nazanin"/>
@@ -4590,7 +4638,7 @@
           <w:highlight w:val="lightGray"/>
           <w:lang w:bidi="fa-IR"/>
         </w:rPr>
-        <w:t xml:space="preserve"> test </w:t>
+        <w:t xml:space="preserve"> </w:t>
       </w:r>
       <w:r>
         <w:rPr>
@@ -4602,7 +4650,7 @@
           <w:highlight w:val="lightGray"/>
           <w:rtl/>
         </w:rPr>
-        <w:t>در بخش «نتایج کمی» به‌صورت جداگانه ارائه شده است</w:t>
+        <w:t>است. ارزیابی نهایی روی مجموعه</w:t>
       </w:r>
       <w:r>
         <w:rPr>
@@ -4614,6 +4662,30 @@
           <w:highlight w:val="lightGray"/>
           <w:lang w:bidi="fa-IR"/>
         </w:rPr>
+        <w:t xml:space="preserve"> test </w:t>
+      </w:r>
+      <w:r>
+        <w:rPr>
+          <w:rFonts w:cs="B Nazanin"/>
+          <w:i/>
+          <w:iCs/>
+          <w:sz w:val="28"/>
+          <w:szCs w:val="28"/>
+          <w:highlight w:val="lightGray"/>
+          <w:rtl/>
+        </w:rPr>
+        <w:t>در بخش «نتایج کمی» به‌صورت جداگانه ارائه شده است</w:t>
+      </w:r>
+      <w:r>
+        <w:rPr>
+          <w:rFonts w:cs="B Nazanin"/>
+          <w:i/>
+          <w:iCs/>
+          <w:sz w:val="28"/>
+          <w:szCs w:val="28"/>
+          <w:highlight w:val="lightGray"/>
+          <w:lang w:bidi="fa-IR"/>
+        </w:rPr>
         <w:t>."</w:t>
       </w:r>
     </w:p>
@@ -4635,7 +4707,7 @@
           <w:lang w:bidi="fa-IR"/>
         </w:rPr>
         <w:pict w14:anchorId="19C53633">
-          <v:rect id="_x0000_i1125" style="width:0;height:1.5pt" o:hralign="center" o:hrstd="t" o:hr="t" fillcolor="#a0a0a0" stroked="f"/>
+          <v:rect id="_x0000_i1030" style="width:0;height:1.5pt" o:hralign="center" o:hrstd="t" o:hr="t" fillcolor="#a0a0a0" stroked="f"/>
         </w:pict>
       </w:r>
     </w:p>
@@ -5124,7 +5196,7 @@
           <w:lang w:bidi="fa-IR"/>
         </w:rPr>
         <w:pict w14:anchorId="073A47FB">
-          <v:rect id="_x0000_i1126" style="width:0;height:1.5pt" o:hralign="center" o:hrstd="t" o:hr="t" fillcolor="#a0a0a0" stroked="f"/>
+          <v:rect id="_x0000_i1031" style="width:0;height:1.5pt" o:hralign="center" o:hrstd="t" o:hr="t" fillcolor="#a0a0a0" stroked="f"/>
         </w:pict>
       </w:r>
     </w:p>
@@ -5407,7 +5479,7 @@
           <w:lang w:bidi="fa-IR"/>
         </w:rPr>
         <w:pict w14:anchorId="61E80AB9">
-          <v:rect id="_x0000_i1127" style="width:0;height:1.5pt" o:hralign="center" o:hrstd="t" o:hr="t" fillcolor="#a0a0a0" stroked="f"/>
+          <v:rect id="_x0000_i1032" style="width:0;height:1.5pt" o:hralign="center" o:hrstd="t" o:hr="t" fillcolor="#a0a0a0" stroked="f"/>
         </w:pict>
       </w:r>
     </w:p>
@@ -5805,7 +5877,7 @@
         </w:rPr>
         <w:lastRenderedPageBreak/>
         <w:pict w14:anchorId="1DF0514C">
-          <v:rect id="_x0000_i1128" style="width:0;height:1.5pt" o:hralign="center" o:hrstd="t" o:hr="t" fillcolor="#a0a0a0" stroked="f"/>
+          <v:rect id="_x0000_i1033" style="width:0;height:1.5pt" o:hralign="center" o:hrstd="t" o:hr="t" fillcolor="#a0a0a0" stroked="f"/>
         </w:pict>
       </w:r>
     </w:p>
@@ -6062,7 +6134,7 @@
           <w:lang w:bidi="fa-IR"/>
         </w:rPr>
         <w:pict w14:anchorId="50412FE0">
-          <v:rect id="_x0000_i1146" style="width:0;height:1.5pt" o:hralign="center" o:hrstd="t" o:hr="t" fillcolor="#a0a0a0" stroked="f"/>
+          <v:rect id="_x0000_i1034" style="width:0;height:1.5pt" o:hralign="center" o:hrstd="t" o:hr="t" fillcolor="#a0a0a0" stroked="f"/>
         </w:pict>
       </w:r>
     </w:p>
@@ -6161,6 +6233,7 @@
           <w:lang w:bidi="fa-IR"/>
         </w:rPr>
       </w:pPr>
+      <w:proofErr w:type="gramStart"/>
       <w:r>
         <w:rPr>
           <w:rFonts w:cs="B Nazanin"/>
@@ -6182,7 +6255,20 @@
           <w:rtl/>
           <w:lang w:bidi="fa-IR"/>
         </w:rPr>
-        <w:t xml:space="preserve"> یا </w:t>
+        <w:t xml:space="preserve"> یا</w:t>
+      </w:r>
+      <w:proofErr w:type="gramEnd"/>
+      <w:r>
+        <w:rPr>
+          <w:rFonts w:cs="B Nazanin" w:hint="cs"/>
+          <w:b/>
+          <w:bCs/>
+          <w:sz w:val="28"/>
+          <w:szCs w:val="28"/>
+          <w:rtl/>
+          <w:lang w:bidi="fa-IR"/>
+        </w:rPr>
+        <w:t xml:space="preserve"> </w:t>
       </w:r>
       <w:r>
         <w:rPr>
@@ -6235,6 +6321,7 @@
           <w:lang w:bidi="fa-IR"/>
         </w:rPr>
       </w:pPr>
+      <w:proofErr w:type="gramStart"/>
       <w:r>
         <w:rPr>
           <w:rFonts w:cs="B Nazanin"/>
@@ -6258,6 +6345,7 @@
         </w:rPr>
         <w:t xml:space="preserve"> یا</w:t>
       </w:r>
+      <w:proofErr w:type="gramEnd"/>
       <w:r>
         <w:rPr>
           <w:rFonts w:cs="B Nazanin"/>
@@ -6374,6 +6462,7 @@
           <w:lang w:bidi="fa-IR"/>
         </w:rPr>
       </w:pPr>
+      <w:proofErr w:type="gramStart"/>
       <w:r>
         <w:rPr>
           <w:rFonts w:cs="B Nazanin"/>
@@ -6397,6 +6486,7 @@
         </w:rPr>
         <w:t xml:space="preserve"> یا</w:t>
       </w:r>
+      <w:proofErr w:type="gramEnd"/>
       <w:r>
         <w:rPr>
           <w:rFonts w:cs="B Nazanin"/>
@@ -6610,7 +6700,7 @@
         </w:rPr>
         <w:lastRenderedPageBreak/>
         <w:pict w14:anchorId="643E0013">
-          <v:rect id="_x0000_i1131" style="width:0;height:1.5pt" o:hralign="center" o:hrstd="t" o:hr="t" fillcolor="#a0a0a0" stroked="f"/>
+          <v:rect id="_x0000_i1035" style="width:0;height:1.5pt" o:hralign="center" o:hrstd="t" o:hr="t" fillcolor="#a0a0a0" stroked="f"/>
         </w:pict>
       </w:r>
     </w:p>
@@ -6874,7 +6964,7 @@
           <w:lang w:bidi="fa-IR"/>
         </w:rPr>
         <w:pict w14:anchorId="02F8E585">
-          <v:rect id="_x0000_i1132" style="width:0;height:1.5pt" o:hralign="center" o:hrstd="t" o:hr="t" fillcolor="#a0a0a0" stroked="f"/>
+          <v:rect id="_x0000_i1036" style="width:0;height:1.5pt" o:hralign="center" o:hrstd="t" o:hr="t" fillcolor="#a0a0a0" stroked="f"/>
         </w:pict>
       </w:r>
     </w:p>
@@ -6956,6 +7046,7 @@
           <w:lang w:bidi="fa-IR"/>
         </w:rPr>
       </w:pPr>
+      <w:proofErr w:type="gramStart"/>
       <w:r>
         <w:rPr>
           <w:rFonts w:cs="B Nazanin"/>
@@ -6995,7 +7086,17 @@
           <w:szCs w:val="28"/>
           <w:rtl/>
         </w:rPr>
-        <w:t>به عنوان زبان اصلی پردازش و کنترل</w:t>
+        <w:t>به</w:t>
+      </w:r>
+      <w:proofErr w:type="gramEnd"/>
+      <w:r>
+        <w:rPr>
+          <w:rFonts w:cs="B Nazanin"/>
+          <w:sz w:val="28"/>
+          <w:szCs w:val="28"/>
+          <w:rtl/>
+        </w:rPr>
+        <w:t xml:space="preserve"> عنوان زبان اصلی پردازش و کنترل</w:t>
       </w:r>
     </w:p>
     <w:p>
@@ -7012,6 +7113,7 @@
           <w:lang w:bidi="fa-IR"/>
         </w:rPr>
       </w:pPr>
+      <w:proofErr w:type="gramStart"/>
       <w:r>
         <w:rPr>
           <w:rFonts w:cs="B Nazanin"/>
@@ -7051,7 +7153,17 @@
           <w:szCs w:val="28"/>
           <w:rtl/>
         </w:rPr>
-        <w:t>برای دریافت، پردازش و نمایش تصاویر</w:t>
+        <w:t>برای</w:t>
+      </w:r>
+      <w:proofErr w:type="gramEnd"/>
+      <w:r>
+        <w:rPr>
+          <w:rFonts w:cs="B Nazanin"/>
+          <w:sz w:val="28"/>
+          <w:szCs w:val="28"/>
+          <w:rtl/>
+        </w:rPr>
+        <w:t xml:space="preserve"> دریافت، پردازش و نمایش تصاویر</w:t>
       </w:r>
     </w:p>
     <w:p>
@@ -7068,6 +7180,7 @@
           <w:lang w:bidi="fa-IR"/>
         </w:rPr>
       </w:pPr>
+      <w:proofErr w:type="gramStart"/>
       <w:r>
         <w:rPr>
           <w:rFonts w:cs="B Nazanin"/>
@@ -7107,7 +7220,17 @@
           <w:szCs w:val="28"/>
           <w:rtl/>
         </w:rPr>
-        <w:t>برای عملیات عددی و پردازش داده‌های تصویری</w:t>
+        <w:t>برای</w:t>
+      </w:r>
+      <w:proofErr w:type="gramEnd"/>
+      <w:r>
+        <w:rPr>
+          <w:rFonts w:cs="B Nazanin"/>
+          <w:sz w:val="28"/>
+          <w:szCs w:val="28"/>
+          <w:rtl/>
+        </w:rPr>
+        <w:t xml:space="preserve"> عملیات عددی و پردازش داده‌های تصویری</w:t>
       </w:r>
     </w:p>
     <w:p>
@@ -7146,35 +7269,57 @@
           <w:szCs w:val="28"/>
           <w:lang w:bidi="fa-IR"/>
         </w:rPr>
-        <w:t xml:space="preserve"> YOLO</w:t>
-      </w:r>
-      <w:r>
-        <w:rPr>
-          <w:rFonts w:cs="B Nazanin"/>
-          <w:sz w:val="28"/>
-          <w:szCs w:val="28"/>
-          <w:lang w:bidi="fa-IR"/>
-        </w:rPr>
         <w:t xml:space="preserve"> </w:t>
       </w:r>
-      <w:r>
-        <w:rPr>
-          <w:rFonts w:cs="B Nazanin" w:hint="cs"/>
-          <w:sz w:val="28"/>
-          <w:szCs w:val="28"/>
-          <w:rtl/>
+      <w:proofErr w:type="gramStart"/>
+      <w:r>
+        <w:rPr>
+          <w:rFonts w:cs="B Nazanin"/>
+          <w:b/>
+          <w:bCs/>
+          <w:sz w:val="28"/>
+          <w:szCs w:val="28"/>
+          <w:lang w:bidi="fa-IR"/>
+        </w:rPr>
+        <w:t>YOLO</w:t>
+      </w:r>
+      <w:r>
+        <w:rPr>
+          <w:rFonts w:cs="B Nazanin"/>
+          <w:sz w:val="28"/>
+          <w:szCs w:val="28"/>
           <w:lang w:bidi="fa-IR"/>
         </w:rPr>
         <w:t xml:space="preserve"> </w:t>
       </w:r>
       <w:r>
         <w:rPr>
-          <w:rFonts w:cs="B Nazanin"/>
-          <w:sz w:val="28"/>
-          <w:szCs w:val="28"/>
-          <w:rtl/>
-        </w:rPr>
-        <w:t>برای تشخیص و رهگیری اهداف</w:t>
+          <w:rFonts w:cs="B Nazanin" w:hint="cs"/>
+          <w:sz w:val="28"/>
+          <w:szCs w:val="28"/>
+          <w:rtl/>
+          <w:lang w:bidi="fa-IR"/>
+        </w:rPr>
+        <w:t xml:space="preserve"> </w:t>
+      </w:r>
+      <w:r>
+        <w:rPr>
+          <w:rFonts w:cs="B Nazanin"/>
+          <w:sz w:val="28"/>
+          <w:szCs w:val="28"/>
+          <w:rtl/>
+        </w:rPr>
+        <w:t>برای</w:t>
+      </w:r>
+      <w:proofErr w:type="gramEnd"/>
+      <w:r>
+        <w:rPr>
+          <w:rFonts w:cs="B Nazanin"/>
+          <w:sz w:val="28"/>
+          <w:szCs w:val="28"/>
+          <w:rtl/>
+        </w:rPr>
+        <w:t xml:space="preserve"> تشخیص و رهگیری اهداف</w:t>
       </w:r>
     </w:p>
     <w:p>
@@ -7191,6 +7336,7 @@
           <w:lang w:bidi="fa-IR"/>
         </w:rPr>
       </w:pPr>
+      <w:proofErr w:type="gramStart"/>
       <w:r>
         <w:rPr>
           <w:rFonts w:cs="B Nazanin"/>
@@ -7230,7 +7376,17 @@
           <w:szCs w:val="28"/>
           <w:rtl/>
         </w:rPr>
-        <w:t>برای پردازش و نمایش</w:t>
+        <w:t>برای</w:t>
+      </w:r>
+      <w:proofErr w:type="gramEnd"/>
+      <w:r>
+        <w:rPr>
+          <w:rFonts w:cs="B Nazanin"/>
+          <w:sz w:val="28"/>
+          <w:szCs w:val="28"/>
+          <w:rtl/>
+        </w:rPr>
+        <w:t xml:space="preserve"> پردازش و نمایش</w:t>
       </w:r>
       <w:r>
         <w:rPr>
@@ -7284,7 +7440,19 @@
           <w:szCs w:val="28"/>
           <w:lang w:bidi="fa-IR"/>
         </w:rPr>
-        <w:t>UDP Socket</w:t>
+        <w:t xml:space="preserve">UDP </w:t>
+      </w:r>
+      <w:proofErr w:type="gramStart"/>
+      <w:r>
+        <w:rPr>
+          <w:rFonts w:cs="B Nazanin"/>
+          <w:b/>
+          <w:bCs/>
+          <w:sz w:val="28"/>
+          <w:szCs w:val="28"/>
+          <w:lang w:bidi="fa-IR"/>
+        </w:rPr>
+        <w:t>Socket</w:t>
       </w:r>
       <w:r>
         <w:rPr>
@@ -7312,7 +7480,17 @@
           <w:szCs w:val="28"/>
           <w:rtl/>
         </w:rPr>
-        <w:t xml:space="preserve">برای ارتباط </w:t>
+        <w:t>برای</w:t>
+      </w:r>
+      <w:proofErr w:type="gramEnd"/>
+      <w:r>
+        <w:rPr>
+          <w:rFonts w:cs="B Nazanin"/>
+          <w:sz w:val="28"/>
+          <w:szCs w:val="28"/>
+          <w:rtl/>
+        </w:rPr>
+        <w:t xml:space="preserve"> ارتباط </w:t>
       </w:r>
       <w:r>
         <w:rPr>
@@ -7356,7 +7534,19 @@
           <w:szCs w:val="28"/>
           <w:lang w:bidi="fa-IR"/>
         </w:rPr>
-        <w:t>CUDA/GPU</w:t>
+        <w:t>CUDA/</w:t>
+      </w:r>
+      <w:proofErr w:type="gramStart"/>
+      <w:r>
+        <w:rPr>
+          <w:rFonts w:cs="B Nazanin"/>
+          <w:b/>
+          <w:bCs/>
+          <w:sz w:val="28"/>
+          <w:szCs w:val="28"/>
+          <w:lang w:bidi="fa-IR"/>
+        </w:rPr>
+        <w:t>GPU</w:t>
       </w:r>
       <w:r>
         <w:rPr>
@@ -7384,7 +7574,17 @@
           <w:szCs w:val="28"/>
           <w:rtl/>
         </w:rPr>
-        <w:t>برای اجرای سریع مدل یادگیری عمیق</w:t>
+        <w:t>برای</w:t>
+      </w:r>
+      <w:proofErr w:type="gramEnd"/>
+      <w:r>
+        <w:rPr>
+          <w:rFonts w:cs="B Nazanin"/>
+          <w:sz w:val="28"/>
+          <w:szCs w:val="28"/>
+          <w:rtl/>
+        </w:rPr>
+        <w:t xml:space="preserve"> اجرای سریع مدل یادگیری عمیق</w:t>
       </w:r>
     </w:p>
     <w:p>
@@ -7482,7 +7682,7 @@
           <w:lang w:bidi="fa-IR"/>
         </w:rPr>
         <w:pict w14:anchorId="41249B9B">
-          <v:rect id="_x0000_i1133" style="width:0;height:1.5pt" o:hralign="center" o:hrstd="t" o:hr="t" fillcolor="#a0a0a0" stroked="f"/>
+          <v:rect id="_x0000_i1037" style="width:0;height:1.5pt" o:hralign="center" o:hrstd="t" o:hr="t" fillcolor="#a0a0a0" stroked="f"/>
         </w:pict>
       </w:r>
     </w:p>
@@ -8238,7 +8438,7 @@
           <w:lang w:bidi="fa-IR"/>
         </w:rPr>
         <w:pict w14:anchorId="79D631D0">
-          <v:rect id="_x0000_i1134" style="width:0;height:1.5pt" o:hralign="center" o:hrstd="t" o:hr="t" fillcolor="#a0a0a0" stroked="f"/>
+          <v:rect id="_x0000_i1038" style="width:0;height:1.5pt" o:hralign="center" o:hrstd="t" o:hr="t" fillcolor="#a0a0a0" stroked="f"/>
         </w:pict>
       </w:r>
     </w:p>
@@ -8246,7 +8446,7 @@
       <w:pPr>
         <w:bidi/>
         <w:rPr>
-          <w:rFonts w:cs="B Nazanin" w:hint="cs"/>
+          <w:rFonts w:cs="B Nazanin"/>
           <w:b/>
           <w:bCs/>
           <w:sz w:val="36"/>
@@ -8273,7 +8473,7 @@
       <w:pPr>
         <w:bidi/>
         <w:rPr>
-          <w:rFonts w:cs="B Nazanin" w:hint="cs"/>
+          <w:rFonts w:cs="B Nazanin"/>
           <w:sz w:val="28"/>
           <w:szCs w:val="28"/>
           <w:highlight w:val="lightGray"/>
@@ -8568,7 +8768,7 @@
             <w:pPr>
               <w:bidi/>
               <w:rPr>
-                <w:rFonts w:cs="B Nazanin" w:hint="cs"/>
+                <w:rFonts w:cs="B Nazanin"/>
                 <w:sz w:val="28"/>
                 <w:szCs w:val="28"/>
                 <w:highlight w:val="lightGray"/>
@@ -8904,7 +9104,7 @@
       <w:pPr>
         <w:bidi/>
         <w:rPr>
-          <w:rFonts w:cs="B Nazanin" w:hint="cs"/>
+          <w:rFonts w:cs="B Nazanin"/>
           <w:sz w:val="28"/>
           <w:szCs w:val="28"/>
           <w:highlight w:val="lightGray"/>
@@ -9002,7 +9202,7 @@
       <w:pPr>
         <w:bidi/>
         <w:rPr>
-          <w:rFonts w:cs="B Nazanin" w:hint="cs"/>
+          <w:rFonts w:cs="B Nazanin"/>
           <w:sz w:val="28"/>
           <w:szCs w:val="28"/>
           <w:highlight w:val="lightGray"/>
@@ -9086,7 +9286,7 @@
       <w:pPr>
         <w:bidi/>
         <w:rPr>
-          <w:rFonts w:cs="B Nazanin" w:hint="cs"/>
+          <w:rFonts w:cs="B Nazanin"/>
           <w:sz w:val="28"/>
           <w:szCs w:val="28"/>
           <w:highlight w:val="lightGray"/>
@@ -10039,7 +10239,7 @@
             <w:pPr>
               <w:bidi/>
               <w:rPr>
-                <w:rFonts w:cs="B Nazanin" w:hint="cs"/>
+                <w:rFonts w:cs="B Nazanin"/>
                 <w:sz w:val="28"/>
                 <w:szCs w:val="28"/>
                 <w:highlight w:val="lightGray"/>
@@ -10243,7 +10443,7 @@
             <w:pPr>
               <w:bidi/>
               <w:rPr>
-                <w:rFonts w:cs="B Nazanin" w:hint="cs"/>
+                <w:rFonts w:cs="B Nazanin"/>
                 <w:sz w:val="28"/>
                 <w:szCs w:val="28"/>
                 <w:highlight w:val="lightGray"/>
@@ -10355,7 +10555,7 @@
           <w:lang w:bidi="fa-IR"/>
         </w:rPr>
         <w:pict w14:anchorId="32774170">
-          <v:rect id="_x0000_i1135" style="width:0;height:1.5pt" o:hralign="center" o:hrstd="t" o:hr="t" fillcolor="#a0a0a0" stroked="f"/>
+          <v:rect id="_x0000_i1039" style="width:0;height:1.5pt" o:hralign="center" o:hrstd="t" o:hr="t" fillcolor="#a0a0a0" stroked="f"/>
         </w:pict>
       </w:r>
     </w:p>
@@ -11329,17 +11529,7 @@
           <w:highlight w:val="lightGray"/>
           <w:lang w:bidi="fa-IR"/>
         </w:rPr>
-        <w:t xml:space="preserve"> </w:t>
-      </w:r>
-      <w:r>
-        <w:rPr>
-          <w:rFonts w:cs="B Nazanin"/>
-          <w:sz w:val="28"/>
-          <w:szCs w:val="28"/>
-          <w:highlight w:val="lightGray"/>
-          <w:lang w:bidi="fa-IR"/>
-        </w:rPr>
-        <w:t xml:space="preserve">mAP@0.5 </w:t>
+        <w:t xml:space="preserve"> mAP@0.5 </w:t>
       </w:r>
       <w:r>
         <w:rPr>
@@ -14498,7 +14688,7 @@
       <w:pPr>
         <w:bidi/>
         <w:rPr>
-          <w:rFonts w:cs="B Nazanin" w:hint="cs"/>
+          <w:rFonts w:cs="B Nazanin"/>
           <w:sz w:val="28"/>
           <w:szCs w:val="28"/>
           <w:highlight w:val="lightGray"/>
@@ -14641,6 +14831,7 @@
         </w:rPr>
         <w:t xml:space="preserve"> </w:t>
       </w:r>
+      <w:proofErr w:type="gramStart"/>
       <w:r>
         <w:rPr>
           <w:rFonts w:cs="B Nazanin"/>
@@ -14664,32 +14855,33 @@
           <w:rtl/>
           <w:lang w:bidi="fa-IR"/>
         </w:rPr>
-        <w:t xml:space="preserve">برای ارزیابی عملکرد مدل در ویدیو واقعی ضبط شده، می تونید از فایل </w:t>
-      </w:r>
-      <w:r>
-        <w:rPr>
-          <w:rFonts w:cs="B Nazanin"/>
+        <w:t>برای</w:t>
+      </w:r>
+      <w:proofErr w:type="gramEnd"/>
+      <w:r>
+        <w:rPr>
+          <w:rFonts w:cs="B Nazanin" w:hint="cs"/>
           <w:b/>
           <w:bCs/>
           <w:sz w:val="32"/>
           <w:szCs w:val="32"/>
           <w:highlight w:val="lightGray"/>
-          <w:lang w:bidi="fa-IR"/>
-        </w:rPr>
-        <w:t>video_interfere.py</w:t>
-      </w:r>
-      <w:r>
-        <w:rPr>
-          <w:rFonts w:cs="B Nazanin" w:hint="cs"/>
+          <w:rtl/>
+          <w:lang w:bidi="fa-IR"/>
+        </w:rPr>
+        <w:t xml:space="preserve"> ارزیابی عملکرد مدل در ویدیو واقعی ضبط شده، می تونید از فایل </w:t>
+      </w:r>
+      <w:r>
+        <w:rPr>
+          <w:rFonts w:cs="B Nazanin"/>
           <w:b/>
           <w:bCs/>
           <w:sz w:val="32"/>
           <w:szCs w:val="32"/>
           <w:highlight w:val="lightGray"/>
-          <w:rtl/>
-          <w:lang w:bidi="fa-IR"/>
-        </w:rPr>
-        <w:t xml:space="preserve"> یا ویدیو اجرا شده آن</w:t>
+          <w:lang w:bidi="fa-IR"/>
+        </w:rPr>
+        <w:t>video_interfere.py</w:t>
       </w:r>
       <w:r>
         <w:rPr>
@@ -14702,32 +14894,32 @@
           <w:rtl/>
           <w:lang w:bidi="fa-IR"/>
         </w:rPr>
-        <w:t>(</w:t>
-      </w:r>
-      <w:r>
-        <w:rPr>
-          <w:rFonts w:cs="B Nazanin"/>
+        <w:t xml:space="preserve"> یا ویدیو اجرا شده آن</w:t>
+      </w:r>
+      <w:r>
+        <w:rPr>
+          <w:rFonts w:cs="B Nazanin" w:hint="cs"/>
           <w:b/>
           <w:bCs/>
           <w:sz w:val="32"/>
           <w:szCs w:val="32"/>
           <w:highlight w:val="lightGray"/>
-          <w:lang w:bidi="fa-IR"/>
-        </w:rPr>
-        <w:t>finetuned_test.mp4</w:t>
-      </w:r>
-      <w:r>
-        <w:rPr>
-          <w:rFonts w:cs="B Nazanin" w:hint="cs"/>
+          <w:rtl/>
+          <w:lang w:bidi="fa-IR"/>
+        </w:rPr>
+        <w:t>(</w:t>
+      </w:r>
+      <w:r>
+        <w:rPr>
+          <w:rFonts w:cs="B Nazanin"/>
           <w:b/>
           <w:bCs/>
           <w:sz w:val="32"/>
           <w:szCs w:val="32"/>
           <w:highlight w:val="lightGray"/>
-          <w:rtl/>
-          <w:lang w:bidi="fa-IR"/>
-        </w:rPr>
-        <w:t>)</w:t>
+          <w:lang w:bidi="fa-IR"/>
+        </w:rPr>
+        <w:t>finetuned_test.mp4</w:t>
       </w:r>
       <w:r>
         <w:rPr>
@@ -14740,56 +14932,83 @@
           <w:rtl/>
           <w:lang w:bidi="fa-IR"/>
         </w:rPr>
-        <w:t xml:space="preserve"> استفاده کنید</w:t>
-      </w:r>
-      <w:r>
-        <w:rPr>
-          <w:rFonts w:cs="B Nazanin"/>
+        <w:t>)</w:t>
+      </w:r>
+      <w:r>
+        <w:rPr>
+          <w:rFonts w:cs="B Nazanin" w:hint="cs"/>
           <w:b/>
           <w:bCs/>
           <w:sz w:val="32"/>
           <w:szCs w:val="32"/>
           <w:highlight w:val="lightGray"/>
-          <w:lang w:bidi="fa-IR"/>
-        </w:rPr>
-        <w:t xml:space="preserve">   ( </w:t>
-      </w:r>
-    </w:p>
-    <w:p>
-      <w:pPr>
-        <w:bidi/>
-        <w:rPr>
-          <w:rFonts w:cs="B Nazanin" w:hint="cs"/>
+          <w:rtl/>
+          <w:lang w:bidi="fa-IR"/>
+        </w:rPr>
+        <w:t xml:space="preserve"> استفاده کنید</w:t>
+      </w:r>
+      <w:proofErr w:type="gramStart"/>
+      <w:r>
+        <w:rPr>
+          <w:rFonts w:cs="B Nazanin"/>
           <w:b/>
           <w:bCs/>
           <w:sz w:val="32"/>
           <w:szCs w:val="32"/>
           <w:highlight w:val="lightGray"/>
-          <w:rtl/>
-          <w:lang w:bidi="fa-IR"/>
-        </w:rPr>
-      </w:pPr>
-    </w:p>
-    <w:p>
-      <w:pPr>
-        <w:bidi/>
-        <w:rPr>
-          <w:rFonts w:cs="B Nazanin"/>
-          <w:sz w:val="28"/>
-          <w:szCs w:val="28"/>
-          <w:highlight w:val="lightGray"/>
-          <w:rtl/>
-          <w:lang w:bidi="fa-IR"/>
-        </w:rPr>
-      </w:pPr>
-      <w:r>
-        <w:rPr>
-          <w:rFonts w:cs="B Nazanin" w:hint="cs"/>
+          <w:lang w:bidi="fa-IR"/>
+        </w:rPr>
+        <w:t xml:space="preserve">   (</w:t>
+      </w:r>
+      <w:proofErr w:type="gramEnd"/>
+      <w:r>
+        <w:rPr>
+          <w:rFonts w:cs="B Nazanin"/>
           <w:b/>
           <w:bCs/>
           <w:sz w:val="32"/>
           <w:szCs w:val="32"/>
           <w:highlight w:val="lightGray"/>
+          <w:lang w:bidi="fa-IR"/>
+        </w:rPr>
+        <w:t xml:space="preserve"> </w:t>
+      </w:r>
+    </w:p>
+    <w:p>
+      <w:pPr>
+        <w:bidi/>
+        <w:rPr>
+          <w:rFonts w:cs="B Nazanin"/>
+          <w:b/>
+          <w:bCs/>
+          <w:sz w:val="32"/>
+          <w:szCs w:val="32"/>
+          <w:highlight w:val="lightGray"/>
+          <w:rtl/>
+          <w:lang w:bidi="fa-IR"/>
+        </w:rPr>
+      </w:pPr>
+    </w:p>
+    <w:p>
+      <w:pPr>
+        <w:bidi/>
+        <w:rPr>
+          <w:rFonts w:cs="B Nazanin"/>
+          <w:sz w:val="28"/>
+          <w:szCs w:val="28"/>
+          <w:highlight w:val="lightGray"/>
+          <w:rtl/>
+          <w:lang w:bidi="fa-IR"/>
+        </w:rPr>
+      </w:pPr>
+      <w:r>
+        <w:rPr>
+          <w:rFonts w:cs="B Nazanin" w:hint="cs"/>
+          <w:b/>
+          <w:bCs/>
+          <w:sz w:val="32"/>
+          <w:szCs w:val="32"/>
+          <w:highlight w:val="lightGray"/>
           <w:rtl/>
           <w:lang w:bidi="fa-IR"/>
         </w:rPr>
@@ -14875,18 +15094,7 @@
           <w:rtl/>
           <w:lang w:bidi="fa-IR"/>
         </w:rPr>
-        <w:t>(</w:t>
-      </w:r>
-      <w:r>
-        <w:rPr>
-          <w:rFonts w:cs="B Nazanin" w:hint="cs"/>
-          <w:sz w:val="36"/>
-          <w:szCs w:val="36"/>
-          <w:highlight w:val="lightGray"/>
-          <w:rtl/>
-          <w:lang w:bidi="fa-IR"/>
-        </w:rPr>
-        <w:t xml:space="preserve">در این آزمایش از مدل پایه استفاده شده است و هدف اصلی آن آزمایش </w:t>
+        <w:t xml:space="preserve">(در این آزمایش از مدل پایه استفاده شده است و هدف اصلی آن آزمایش </w:t>
       </w:r>
       <w:r>
         <w:rPr>
@@ -15050,7 +15258,7 @@
             <w:pPr>
               <w:bidi/>
               <w:rPr>
-                <w:rFonts w:cs="B Nazanin" w:hint="cs"/>
+                <w:rFonts w:cs="B Nazanin"/>
                 <w:sz w:val="28"/>
                 <w:szCs w:val="28"/>
                 <w:highlight w:val="lightGray"/>
@@ -15079,7 +15287,7 @@
             <w:pPr>
               <w:bidi/>
               <w:rPr>
-                <w:rFonts w:cs="B Nazanin" w:hint="cs"/>
+                <w:rFonts w:cs="B Nazanin"/>
                 <w:sz w:val="28"/>
                 <w:szCs w:val="28"/>
                 <w:highlight w:val="lightGray"/>
@@ -15110,7 +15318,7 @@
             <w:pPr>
               <w:bidi/>
               <w:rPr>
-                <w:rFonts w:cs="B Nazanin" w:hint="cs"/>
+                <w:rFonts w:cs="B Nazanin"/>
                 <w:sz w:val="28"/>
                 <w:szCs w:val="28"/>
                 <w:highlight w:val="lightGray"/>
@@ -15139,7 +15347,7 @@
             <w:pPr>
               <w:bidi/>
               <w:rPr>
-                <w:rFonts w:cs="B Nazanin" w:hint="cs"/>
+                <w:rFonts w:cs="B Nazanin"/>
                 <w:sz w:val="28"/>
                 <w:szCs w:val="28"/>
                 <w:highlight w:val="lightGray"/>
@@ -15257,7 +15465,7 @@
           <w:lang w:bidi="fa-IR"/>
         </w:rPr>
         <w:drawing>
-          <wp:anchor distT="0" distB="0" distL="114300" distR="114300" simplePos="0" relativeHeight="251658240" behindDoc="0" locked="0" layoutInCell="1" allowOverlap="1" wp14:anchorId="7A7633F9" wp14:editId="4E489D30">
+          <wp:anchor distT="0" distB="0" distL="114300" distR="114300" simplePos="0" relativeHeight="251658240" behindDoc="0" locked="0" layoutInCell="1" allowOverlap="1" wp14:anchorId="7A7633F9" wp14:editId="3076A109">
             <wp:simplePos x="0" y="0"/>
             <wp:positionH relativeFrom="margin">
               <wp:posOffset>1019810</wp:posOffset>
@@ -15282,7 +15490,7 @@
                     </pic:cNvPicPr>
                   </pic:nvPicPr>
                   <pic:blipFill>
-                    <a:blip r:embed="rId9" cstate="print">
+                    <a:blip r:embed="rId10" cstate="print">
                       <a:extLst>
                         <a:ext uri="{28A0092B-C50C-407E-A947-70E740481C1C}">
                           <a14:useLocalDpi xmlns:a14="http://schemas.microsoft.com/office/drawing/2010/main" val="0"/>
@@ -15613,7 +15821,7 @@
         </w:rPr>
         <w:lastRenderedPageBreak/>
         <w:drawing>
-          <wp:anchor distT="0" distB="0" distL="114300" distR="114300" simplePos="0" relativeHeight="251665408" behindDoc="0" locked="0" layoutInCell="1" allowOverlap="1" wp14:anchorId="162886E9" wp14:editId="45383006">
+          <wp:anchor distT="0" distB="0" distL="114300" distR="114300" simplePos="0" relativeHeight="251665408" behindDoc="0" locked="0" layoutInCell="1" allowOverlap="1" wp14:anchorId="162886E9" wp14:editId="6429BE4E">
             <wp:simplePos x="0" y="0"/>
             <wp:positionH relativeFrom="margin">
               <wp:align>center</wp:align>
@@ -15638,7 +15846,7 @@
                     </pic:cNvPicPr>
                   </pic:nvPicPr>
                   <pic:blipFill>
-                    <a:blip r:embed="rId10" cstate="print">
+                    <a:blip r:embed="rId11" cstate="print">
                       <a:extLst>
                         <a:ext uri="{28A0092B-C50C-407E-A947-70E740481C1C}">
                           <a14:useLocalDpi xmlns:a14="http://schemas.microsoft.com/office/drawing/2010/main" val="0"/>
@@ -15741,14 +15949,7 @@
                                 <w:rFonts w:cs="Arial" w:hint="cs"/>
                                 <w:rtl/>
                               </w:rPr>
-                              <w:t>:</w:t>
-                            </w:r>
-                            <w:r>
-                              <w:rPr>
-                                <w:rFonts w:cs="Arial" w:hint="cs"/>
-                                <w:rtl/>
-                              </w:rPr>
-                              <w:t xml:space="preserve"> </w:t>
+                              <w:t xml:space="preserve">: </w:t>
                             </w:r>
                             <w:r>
                               <w:rPr>
@@ -15836,14 +16037,7 @@
                           <w:rFonts w:cs="Arial" w:hint="cs"/>
                           <w:rtl/>
                         </w:rPr>
-                        <w:t>:</w:t>
-                      </w:r>
-                      <w:r>
-                        <w:rPr>
-                          <w:rFonts w:cs="Arial" w:hint="cs"/>
-                          <w:rtl/>
-                        </w:rPr>
-                        <w:t xml:space="preserve"> </w:t>
+                        <w:t xml:space="preserve">: </w:t>
                       </w:r>
                       <w:r>
                         <w:rPr>
@@ -15985,7 +16179,7 @@
           <w:lang w:bidi="fa-IR"/>
         </w:rPr>
         <w:drawing>
-          <wp:anchor distT="0" distB="0" distL="114300" distR="114300" simplePos="0" relativeHeight="251664384" behindDoc="0" locked="0" layoutInCell="1" allowOverlap="1" wp14:anchorId="7BBA775B" wp14:editId="2668EB49">
+          <wp:anchor distT="0" distB="0" distL="114300" distR="114300" simplePos="0" relativeHeight="251664384" behindDoc="0" locked="0" layoutInCell="1" allowOverlap="1" wp14:anchorId="7BBA775B" wp14:editId="2C30B8AE">
             <wp:simplePos x="0" y="0"/>
             <wp:positionH relativeFrom="margin">
               <wp:align>center</wp:align>
@@ -16010,7 +16204,7 @@
                     </pic:cNvPicPr>
                   </pic:nvPicPr>
                   <pic:blipFill>
-                    <a:blip r:embed="rId11" cstate="print">
+                    <a:blip r:embed="rId12" cstate="print">
                       <a:extLst>
                         <a:ext uri="{28A0092B-C50C-407E-A947-70E740481C1C}">
                           <a14:useLocalDpi xmlns:a14="http://schemas.microsoft.com/office/drawing/2010/main" val="0"/>
@@ -16394,7 +16588,7 @@
           <w:lang w:bidi="fa-IR"/>
         </w:rPr>
         <w:drawing>
-          <wp:anchor distT="0" distB="0" distL="114300" distR="114300" simplePos="0" relativeHeight="251659264" behindDoc="0" locked="0" layoutInCell="1" allowOverlap="1" wp14:anchorId="34B26434" wp14:editId="7094264B">
+          <wp:anchor distT="0" distB="0" distL="114300" distR="114300" simplePos="0" relativeHeight="251659264" behindDoc="0" locked="0" layoutInCell="1" allowOverlap="1" wp14:anchorId="34B26434" wp14:editId="0AC7C081">
             <wp:simplePos x="0" y="0"/>
             <wp:positionH relativeFrom="margin">
               <wp:align>center</wp:align>
@@ -16419,7 +16613,7 @@
                     </pic:cNvPicPr>
                   </pic:nvPicPr>
                   <pic:blipFill>
-                    <a:blip r:embed="rId12" cstate="print">
+                    <a:blip r:embed="rId13" cstate="print">
                       <a:extLst>
                         <a:ext uri="{28A0092B-C50C-407E-A947-70E740481C1C}">
                           <a14:useLocalDpi xmlns:a14="http://schemas.microsoft.com/office/drawing/2010/main" val="0"/>
@@ -18969,7 +19163,7 @@
       <w:pPr>
         <w:bidi/>
         <w:rPr>
-          <w:rFonts w:cs="B Nazanin" w:hint="cs"/>
+          <w:rFonts w:cs="B Nazanin"/>
           <w:sz w:val="28"/>
           <w:szCs w:val="28"/>
           <w:highlight w:val="lightGray"/>
@@ -19150,29 +19344,7 @@
           <w:rtl/>
           <w:lang w:bidi="fa-IR"/>
         </w:rPr>
-        <w:t xml:space="preserve"> بازگشایی آن در پایتون به فریم خام ،انجام شناسایی و رهگیری کل </w:t>
-      </w:r>
-      <w:r>
-        <w:rPr>
-          <w:rFonts w:cs="B Nazanin" w:hint="cs"/>
-          <w:sz w:val="28"/>
-          <w:szCs w:val="28"/>
-          <w:highlight w:val="lightGray"/>
-          <w:rtl/>
-          <w:lang w:bidi="fa-IR"/>
-        </w:rPr>
-        <w:t xml:space="preserve">حلقه </w:t>
-      </w:r>
-      <w:r>
-        <w:rPr>
-          <w:rFonts w:cs="B Nazanin" w:hint="cs"/>
-          <w:sz w:val="28"/>
-          <w:szCs w:val="28"/>
-          <w:highlight w:val="lightGray"/>
-          <w:rtl/>
-          <w:lang w:bidi="fa-IR"/>
-        </w:rPr>
-        <w:t xml:space="preserve">در حدود </w:t>
+        <w:t xml:space="preserve"> بازگشایی آن در پایتون به فریم خام ،انجام شناسایی و رهگیری کل حلقه در حدود </w:t>
       </w:r>
       <w:r>
         <w:rPr>
@@ -19296,7 +19468,7 @@
         </w:rPr>
         <w:lastRenderedPageBreak/>
         <w:pict w14:anchorId="347268D8">
-          <v:rect id="_x0000_i1136" style="width:0;height:1.5pt" o:hralign="center" o:hrstd="t" o:hr="t" fillcolor="#a0a0a0" stroked="f"/>
+          <v:rect id="_x0000_i1040" style="width:0;height:1.5pt" o:hralign="center" o:hrstd="t" o:hr="t" fillcolor="#a0a0a0" stroked="f"/>
         </w:pict>
       </w:r>
     </w:p>
@@ -19744,7 +19916,7 @@
           <w:lang w:bidi="fa-IR"/>
         </w:rPr>
         <w:pict w14:anchorId="242CF0A6">
-          <v:rect id="_x0000_i1137" style="width:0;height:1.5pt" o:hralign="center" o:hrstd="t" o:hr="t" fillcolor="#a0a0a0" stroked="f"/>
+          <v:rect id="_x0000_i1041" style="width:0;height:1.5pt" o:hralign="center" o:hrstd="t" o:hr="t" fillcolor="#a0a0a0" stroked="f"/>
         </w:pict>
       </w:r>
     </w:p>
@@ -20044,7 +20216,7 @@
           <w:lang w:bidi="fa-IR"/>
         </w:rPr>
         <w:pict w14:anchorId="26660D90">
-          <v:rect id="_x0000_i1138" style="width:0;height:1.5pt" o:hralign="center" o:hrstd="t" o:hr="t" fillcolor="#a0a0a0" stroked="f"/>
+          <v:rect id="_x0000_i1042" style="width:0;height:1.5pt" o:hralign="center" o:hrstd="t" o:hr="t" fillcolor="#a0a0a0" stroked="f"/>
         </w:pict>
       </w:r>
     </w:p>
@@ -20052,7 +20224,7 @@
       <w:pPr>
         <w:bidi/>
         <w:rPr>
-          <w:rFonts w:cs="B Nazanin" w:hint="cs"/>
+          <w:rFonts w:cs="B Nazanin"/>
           <w:b/>
           <w:bCs/>
           <w:sz w:val="32"/>
@@ -20180,7 +20352,7 @@
           <w:lang w:bidi="fa-IR"/>
         </w:rPr>
         <w:pict w14:anchorId="429443D3">
-          <v:rect id="_x0000_i1139" style="width:0;height:1.5pt" o:hralign="center" o:hrstd="t" o:hr="t" fillcolor="#a0a0a0" stroked="f"/>
+          <v:rect id="_x0000_i1043" style="width:0;height:1.5pt" o:hralign="center" o:hrstd="t" o:hr="t" fillcolor="#a0a0a0" stroked="f"/>
         </w:pict>
       </w:r>
     </w:p>
@@ -20454,15 +20626,17 @@
           <w:rFonts w:cs="B Nazanin"/>
           <w:sz w:val="28"/>
           <w:szCs w:val="28"/>
-          <w:rtl/>
-          <w:lang w:bidi="fa-IR"/>
-        </w:rPr>
-      </w:pPr>
-      <w:r>
-        <w:rPr>
-          <w:rFonts w:cs="B Nazanin" w:hint="cs"/>
-          <w:sz w:val="28"/>
-          <w:szCs w:val="28"/>
+          <w:highlight w:val="lightGray"/>
+          <w:rtl/>
+          <w:lang w:bidi="fa-IR"/>
+        </w:rPr>
+      </w:pPr>
+      <w:r>
+        <w:rPr>
+          <w:rFonts w:cs="B Nazanin" w:hint="cs"/>
+          <w:sz w:val="28"/>
+          <w:szCs w:val="28"/>
+          <w:highlight w:val="lightGray"/>
           <w:rtl/>
           <w:lang w:bidi="fa-IR"/>
         </w:rPr>
@@ -20473,6 +20647,7 @@
           <w:rFonts w:cs="B Nazanin" w:hint="cs"/>
           <w:sz w:val="28"/>
           <w:szCs w:val="28"/>
+          <w:highlight w:val="lightGray"/>
           <w:rtl/>
           <w:lang w:bidi="fa-IR"/>
         </w:rPr>
@@ -20483,6 +20658,7 @@
           <w:rFonts w:cs="B Nazanin" w:hint="cs"/>
           <w:sz w:val="28"/>
           <w:szCs w:val="28"/>
+          <w:highlight w:val="lightGray"/>
           <w:rtl/>
           <w:lang w:bidi="fa-IR"/>
         </w:rPr>
@@ -20498,13 +20674,14 @@
           <w:lang w:bidi="fa-IR"/>
         </w:rPr>
       </w:pPr>
-      <w:hyperlink r:id="rId13" w:history="1">
+      <w:hyperlink r:id="rId14" w:history="1">
         <w:r>
           <w:rPr>
             <w:rStyle w:val="Hyperlink"/>
             <w:rFonts w:cs="B Nazanin"/>
             <w:sz w:val="28"/>
             <w:szCs w:val="28"/>
+            <w:highlight w:val="lightGray"/>
             <w:lang w:bidi="fa-IR"/>
           </w:rPr>
           <w:t>https://github.com/mohammadJavad12/Aerial-Drone-Detection-YOLO-PTZ</w:t>
@@ -20530,7 +20707,7 @@
         </w:rPr>
         <w:lastRenderedPageBreak/>
         <w:pict w14:anchorId="2D8E70EF">
-          <v:rect id="_x0000_i1140" style="width:0;height:1.5pt" o:hralign="center" o:hrstd="t" o:hr="t" fillcolor="#a0a0a0" stroked="f"/>
+          <v:rect id="_x0000_i1044" style="width:0;height:1.5pt" o:hralign="center" o:hrstd="t" o:hr="t" fillcolor="#a0a0a0" stroked="f"/>
         </w:pict>
       </w:r>
     </w:p>
@@ -20543,50 +20720,42 @@
           <w:bCs/>
           <w:sz w:val="28"/>
           <w:szCs w:val="28"/>
-          <w:lang w:bidi="fa-IR"/>
-        </w:rPr>
-      </w:pPr>
-      <w:r>
-        <w:rPr>
-          <w:rFonts w:cs="B Nazanin" w:hint="cs"/>
-          <w:b/>
-          <w:bCs/>
-          <w:sz w:val="28"/>
-          <w:szCs w:val="28"/>
-          <w:rtl/>
-          <w:lang w:bidi="fa-IR"/>
-        </w:rPr>
-        <w:t>منابع</w:t>
-      </w:r>
-      <w:r>
-        <w:rPr>
-          <w:rFonts w:cs="B Nazanin" w:hint="cs"/>
-          <w:b/>
-          <w:bCs/>
-          <w:sz w:val="28"/>
-          <w:szCs w:val="28"/>
-          <w:rtl/>
-          <w:lang w:bidi="fa-IR"/>
-        </w:rPr>
-        <w:t>:</w:t>
-      </w:r>
-    </w:p>
-    <w:p>
-      <w:pPr>
-        <w:rPr>
-          <w:b/>
-          <w:bCs/>
-          <w:sz w:val="28"/>
-          <w:szCs w:val="28"/>
-        </w:rPr>
-      </w:pPr>
-      <w:r>
-        <w:rPr>
-          <w:rFonts w:cs="B Nazanin"/>
-          <w:b/>
-          <w:bCs/>
-          <w:sz w:val="28"/>
-          <w:szCs w:val="28"/>
+          <w:highlight w:val="lightGray"/>
+          <w:lang w:bidi="fa-IR"/>
+        </w:rPr>
+      </w:pPr>
+      <w:r>
+        <w:rPr>
+          <w:rFonts w:cs="B Nazanin" w:hint="cs"/>
+          <w:b/>
+          <w:bCs/>
+          <w:sz w:val="28"/>
+          <w:szCs w:val="28"/>
+          <w:highlight w:val="lightGray"/>
+          <w:rtl/>
+          <w:lang w:bidi="fa-IR"/>
+        </w:rPr>
+        <w:t>منابع:</w:t>
+      </w:r>
+    </w:p>
+    <w:p>
+      <w:pPr>
+        <w:rPr>
+          <w:b/>
+          <w:bCs/>
+          <w:sz w:val="28"/>
+          <w:szCs w:val="28"/>
+          <w:highlight w:val="lightGray"/>
+        </w:rPr>
+      </w:pPr>
+      <w:r>
+        <w:rPr>
+          <w:rFonts w:cs="B Nazanin"/>
+          <w:b/>
+          <w:bCs/>
+          <w:sz w:val="28"/>
+          <w:szCs w:val="28"/>
+          <w:highlight w:val="lightGray"/>
           <w:lang w:bidi="fa-IR"/>
         </w:rPr>
         <w:t>Quadcopter Controller</w:t>
@@ -20598,52 +20767,12 @@
           <w:bCs/>
           <w:sz w:val="28"/>
           <w:szCs w:val="28"/>
+          <w:highlight w:val="lightGray"/>
           <w:rtl/>
           <w:lang w:bidi="fa-IR"/>
         </w:rPr>
         <w:br/>
       </w:r>
-      <w:hyperlink r:id="rId14" w:history="1">
-        <w:r>
-          <w:rPr>
-            <w:rStyle w:val="Hyperlink"/>
-            <w:b/>
-            <w:bCs/>
-            <w:sz w:val="28"/>
-            <w:szCs w:val="28"/>
-          </w:rPr>
-          <w:t>https://github.com/simeonradivoev/Quadcopter-Controller</w:t>
-        </w:r>
-      </w:hyperlink>
-    </w:p>
-    <w:p>
-      <w:pPr>
-        <w:rPr>
-          <w:b/>
-          <w:bCs/>
-          <w:sz w:val="28"/>
-          <w:szCs w:val="28"/>
-        </w:rPr>
-      </w:pPr>
-      <w:r>
-        <w:rPr>
-          <w:b/>
-          <w:bCs/>
-          <w:sz w:val="28"/>
-          <w:szCs w:val="28"/>
-        </w:rPr>
-        <w:t>Unity Standard Assets</w:t>
-      </w:r>
-    </w:p>
-    <w:p>
-      <w:pPr>
-        <w:rPr>
-          <w:b/>
-          <w:bCs/>
-          <w:sz w:val="28"/>
-          <w:szCs w:val="28"/>
-        </w:rPr>
-      </w:pPr>
       <w:hyperlink r:id="rId15" w:history="1">
         <w:r>
           <w:rPr>
@@ -20652,6 +20781,52 @@
             <w:bCs/>
             <w:sz w:val="28"/>
             <w:szCs w:val="28"/>
+            <w:highlight w:val="lightGray"/>
+          </w:rPr>
+          <w:t>https://github.com/simeonradivoev/Quadcopter-Controller</w:t>
+        </w:r>
+      </w:hyperlink>
+    </w:p>
+    <w:p>
+      <w:pPr>
+        <w:rPr>
+          <w:b/>
+          <w:bCs/>
+          <w:sz w:val="28"/>
+          <w:szCs w:val="28"/>
+          <w:highlight w:val="lightGray"/>
+        </w:rPr>
+      </w:pPr>
+      <w:r>
+        <w:rPr>
+          <w:b/>
+          <w:bCs/>
+          <w:sz w:val="28"/>
+          <w:szCs w:val="28"/>
+          <w:highlight w:val="lightGray"/>
+        </w:rPr>
+        <w:t>Unity Standard Assets</w:t>
+      </w:r>
+    </w:p>
+    <w:p>
+      <w:pPr>
+        <w:rPr>
+          <w:b/>
+          <w:bCs/>
+          <w:sz w:val="28"/>
+          <w:szCs w:val="28"/>
+          <w:highlight w:val="lightGray"/>
+        </w:rPr>
+      </w:pPr>
+      <w:hyperlink r:id="rId16" w:history="1">
+        <w:r>
+          <w:rPr>
+            <w:rStyle w:val="Hyperlink"/>
+            <w:b/>
+            <w:bCs/>
+            <w:sz w:val="28"/>
+            <w:szCs w:val="28"/>
+            <w:highlight w:val="lightGray"/>
           </w:rPr>
           <w:t>https://docs.unity3d.com/540/Documentation/Manual/HOWTO-InstallStandardAssets.html</w:t>
         </w:r>
@@ -20665,10 +20840,11 @@
           <w:bCs/>
           <w:sz w:val="28"/>
           <w:szCs w:val="28"/>
-          <w:lang w:bidi="fa-IR"/>
-        </w:rPr>
-      </w:pPr>
-      <w:hyperlink r:id="rId16" w:history="1">
+          <w:highlight w:val="lightGray"/>
+          <w:lang w:bidi="fa-IR"/>
+        </w:rPr>
+      </w:pPr>
+      <w:hyperlink r:id="rId17" w:history="1">
         <w:r>
           <w:rPr>
             <w:rStyle w:val="Hyperlink"/>
@@ -20677,6 +20853,7 @@
             <w:bCs/>
             <w:sz w:val="28"/>
             <w:szCs w:val="28"/>
+            <w:highlight w:val="lightGray"/>
             <w:lang w:bidi="fa-IR"/>
           </w:rPr>
           <w:t>https://github.com/jamschutz/Unity-Standard-Assets</w:t>
@@ -20691,6 +20868,7 @@
           <w:bCs/>
           <w:sz w:val="28"/>
           <w:szCs w:val="28"/>
+          <w:highlight w:val="lightGray"/>
           <w:lang w:bidi="fa-IR"/>
         </w:rPr>
       </w:pPr>
@@ -20702,6 +20880,7 @@
           <w:bCs/>
           <w:sz w:val="28"/>
           <w:szCs w:val="28"/>
+          <w:highlight w:val="lightGray"/>
           <w:lang w:bidi="fa-IR"/>
         </w:rPr>
         <w:t>Ultralytics</w:t>
@@ -20709,51 +20888,9 @@
       <w:proofErr w:type="spellEnd"/>
     </w:p>
     <w:p>
-      <w:hyperlink r:id="rId17" w:history="1">
-        <w:r>
-          <w:rPr>
-            <w:rStyle w:val="Hyperlink"/>
-            <w:rFonts w:cs="B Nazanin"/>
-            <w:b/>
-            <w:bCs/>
-            <w:sz w:val="28"/>
-            <w:szCs w:val="28"/>
-            <w:lang w:bidi="fa-IR"/>
-          </w:rPr>
-          <w:t>https://docs.ultralytics.com</w:t>
-        </w:r>
-      </w:hyperlink>
-    </w:p>
-    <w:p>
-      <w:pPr>
-        <w:rPr>
-          <w:rFonts w:cs="Calibri"/>
-          <w:b/>
-          <w:bCs/>
-          <w:sz w:val="32"/>
-          <w:szCs w:val="32"/>
-          <w:lang w:bidi="fa-IR"/>
-        </w:rPr>
-      </w:pPr>
-      <w:r>
-        <w:rPr>
-          <w:b/>
-          <w:bCs/>
-          <w:sz w:val="28"/>
-          <w:szCs w:val="28"/>
-        </w:rPr>
-        <w:t>Base Model</w:t>
-      </w:r>
-    </w:p>
-    <w:p>
-      <w:pPr>
-        <w:rPr>
-          <w:rFonts w:cs="B Nazanin"/>
-          <w:b/>
-          <w:bCs/>
-          <w:sz w:val="28"/>
-          <w:szCs w:val="28"/>
-          <w:lang w:bidi="fa-IR"/>
+      <w:pPr>
+        <w:rPr>
+          <w:highlight w:val="lightGray"/>
         </w:rPr>
       </w:pPr>
       <w:hyperlink r:id="rId18" w:history="1">
@@ -20765,6 +20902,58 @@
             <w:bCs/>
             <w:sz w:val="28"/>
             <w:szCs w:val="28"/>
+            <w:highlight w:val="lightGray"/>
+            <w:lang w:bidi="fa-IR"/>
+          </w:rPr>
+          <w:t>https://docs.ultralytics.com</w:t>
+        </w:r>
+      </w:hyperlink>
+    </w:p>
+    <w:p>
+      <w:pPr>
+        <w:rPr>
+          <w:rFonts w:cs="Calibri"/>
+          <w:b/>
+          <w:bCs/>
+          <w:sz w:val="32"/>
+          <w:szCs w:val="32"/>
+          <w:highlight w:val="lightGray"/>
+          <w:lang w:bidi="fa-IR"/>
+        </w:rPr>
+      </w:pPr>
+      <w:r>
+        <w:rPr>
+          <w:b/>
+          <w:bCs/>
+          <w:sz w:val="28"/>
+          <w:szCs w:val="28"/>
+          <w:highlight w:val="lightGray"/>
+        </w:rPr>
+        <w:t>Base Model</w:t>
+      </w:r>
+    </w:p>
+    <w:p>
+      <w:pPr>
+        <w:rPr>
+          <w:rFonts w:cs="B Nazanin"/>
+          <w:b/>
+          <w:bCs/>
+          <w:sz w:val="28"/>
+          <w:szCs w:val="28"/>
+          <w:highlight w:val="lightGray"/>
+          <w:lang w:bidi="fa-IR"/>
+        </w:rPr>
+      </w:pPr>
+      <w:hyperlink r:id="rId19" w:history="1">
+        <w:r>
+          <w:rPr>
+            <w:rStyle w:val="Hyperlink"/>
+            <w:rFonts w:cs="B Nazanin"/>
+            <w:b/>
+            <w:bCs/>
+            <w:sz w:val="28"/>
+            <w:szCs w:val="28"/>
+            <w:highlight w:val="lightGray"/>
             <w:lang w:bidi="fa-IR"/>
           </w:rPr>
           <w:t>https://huggingface.co/marie-kjelberg/drone-detector</w:t>
@@ -20779,6 +20968,7 @@
           <w:bCs/>
           <w:sz w:val="28"/>
           <w:szCs w:val="28"/>
+          <w:highlight w:val="lightGray"/>
           <w:lang w:bidi="fa-IR"/>
         </w:rPr>
       </w:pPr>
@@ -20790,6 +20980,7 @@
           <w:bCs/>
           <w:sz w:val="28"/>
           <w:szCs w:val="28"/>
+          <w:highlight w:val="lightGray"/>
           <w:lang w:bidi="fa-IR"/>
         </w:rPr>
         <w:t>ByteTrack</w:t>
@@ -20804,55 +20995,7 @@
           <w:bCs/>
           <w:sz w:val="28"/>
           <w:szCs w:val="28"/>
-          <w:lang w:bidi="fa-IR"/>
-        </w:rPr>
-      </w:pPr>
-      <w:hyperlink r:id="rId19" w:history="1">
-        <w:r>
-          <w:rPr>
-            <w:rStyle w:val="Hyperlink"/>
-            <w:rFonts w:cs="Calibri"/>
-            <w:b/>
-            <w:bCs/>
-            <w:sz w:val="28"/>
-            <w:szCs w:val="28"/>
-            <w:lang w:bidi="fa-IR"/>
-          </w:rPr>
-          <w:t>https://github.com/ifzhang/ByteTrack</w:t>
-        </w:r>
-      </w:hyperlink>
-    </w:p>
-    <w:p>
-      <w:pPr>
-        <w:rPr>
-          <w:rFonts w:cs="Calibri"/>
-          <w:b/>
-          <w:bCs/>
-          <w:sz w:val="28"/>
-          <w:szCs w:val="28"/>
-          <w:lang w:bidi="fa-IR"/>
-        </w:rPr>
-      </w:pPr>
-      <w:r>
-        <w:rPr>
-          <w:rFonts w:cs="Calibri"/>
-          <w:b/>
-          <w:bCs/>
-          <w:sz w:val="28"/>
-          <w:szCs w:val="28"/>
-          <w:lang w:bidi="fa-IR"/>
-        </w:rPr>
-        <w:t>supervision</w:t>
-      </w:r>
-    </w:p>
-    <w:p>
-      <w:pPr>
-        <w:rPr>
-          <w:rFonts w:cs="Calibri"/>
-          <w:b/>
-          <w:bCs/>
-          <w:sz w:val="28"/>
-          <w:szCs w:val="28"/>
+          <w:highlight w:val="lightGray"/>
           <w:lang w:bidi="fa-IR"/>
         </w:rPr>
       </w:pPr>
@@ -20865,9 +21008,10 @@
             <w:bCs/>
             <w:sz w:val="28"/>
             <w:szCs w:val="28"/>
+            <w:highlight w:val="lightGray"/>
             <w:lang w:bidi="fa-IR"/>
           </w:rPr>
-          <w:t>https://github.com/roboflow/supervision</w:t>
+          <w:t>https://github.com/ifzhang/ByteTrack</w:t>
         </w:r>
       </w:hyperlink>
     </w:p>
@@ -20879,10 +21023,10 @@
           <w:bCs/>
           <w:sz w:val="28"/>
           <w:szCs w:val="28"/>
-          <w:lang w:bidi="fa-IR"/>
-        </w:rPr>
-      </w:pPr>
-      <w:proofErr w:type="spellStart"/>
+          <w:highlight w:val="lightGray"/>
+          <w:lang w:bidi="fa-IR"/>
+        </w:rPr>
+      </w:pPr>
       <w:r>
         <w:rPr>
           <w:rFonts w:cs="Calibri"/>
@@ -20890,11 +21034,11 @@
           <w:bCs/>
           <w:sz w:val="28"/>
           <w:szCs w:val="28"/>
-          <w:lang w:bidi="fa-IR"/>
-        </w:rPr>
-        <w:t>LabelImg</w:t>
-      </w:r>
-      <w:proofErr w:type="spellEnd"/>
+          <w:highlight w:val="lightGray"/>
+          <w:lang w:bidi="fa-IR"/>
+        </w:rPr>
+        <w:t>supervision</w:t>
+      </w:r>
     </w:p>
     <w:p>
       <w:pPr>
@@ -20904,6 +21048,7 @@
           <w:bCs/>
           <w:sz w:val="28"/>
           <w:szCs w:val="28"/>
+          <w:highlight w:val="lightGray"/>
           <w:lang w:bidi="fa-IR"/>
         </w:rPr>
       </w:pPr>
@@ -20916,9 +21061,10 @@
             <w:bCs/>
             <w:sz w:val="28"/>
             <w:szCs w:val="28"/>
+            <w:highlight w:val="lightGray"/>
             <w:lang w:bidi="fa-IR"/>
           </w:rPr>
-          <w:t>https://github.com/HumanSignal/labelImg</w:t>
+          <w:t>https://github.com/roboflow/supervision</w:t>
         </w:r>
       </w:hyperlink>
     </w:p>
@@ -20930,9 +21076,11 @@
           <w:bCs/>
           <w:sz w:val="28"/>
           <w:szCs w:val="28"/>
-          <w:lang w:bidi="fa-IR"/>
-        </w:rPr>
-      </w:pPr>
+          <w:highlight w:val="lightGray"/>
+          <w:lang w:bidi="fa-IR"/>
+        </w:rPr>
+      </w:pPr>
+      <w:proofErr w:type="spellStart"/>
       <w:r>
         <w:rPr>
           <w:rFonts w:cs="Calibri"/>
@@ -20940,10 +21088,12 @@
           <w:bCs/>
           <w:sz w:val="28"/>
           <w:szCs w:val="28"/>
-          <w:lang w:bidi="fa-IR"/>
-        </w:rPr>
-        <w:t>Zoom Part</w:t>
-      </w:r>
+          <w:highlight w:val="lightGray"/>
+          <w:lang w:bidi="fa-IR"/>
+        </w:rPr>
+        <w:t>LabelImg</w:t>
+      </w:r>
+      <w:proofErr w:type="spellEnd"/>
     </w:p>
     <w:p>
       <w:pPr>
@@ -20953,6 +21103,7 @@
           <w:bCs/>
           <w:sz w:val="28"/>
           <w:szCs w:val="28"/>
+          <w:highlight w:val="lightGray"/>
           <w:lang w:bidi="fa-IR"/>
         </w:rPr>
       </w:pPr>
@@ -20965,9 +21116,10 @@
             <w:bCs/>
             <w:sz w:val="28"/>
             <w:szCs w:val="28"/>
+            <w:highlight w:val="lightGray"/>
             <w:lang w:bidi="fa-IR"/>
           </w:rPr>
-          <w:t>https://github.com/harimkang/openCV-with-Zoom</w:t>
+          <w:t>https://github.com/HumanSignal/labelImg</w:t>
         </w:r>
       </w:hyperlink>
     </w:p>
@@ -20979,6 +21131,7 @@
           <w:bCs/>
           <w:sz w:val="28"/>
           <w:szCs w:val="28"/>
+          <w:highlight w:val="lightGray"/>
           <w:lang w:bidi="fa-IR"/>
         </w:rPr>
       </w:pPr>
@@ -20989,9 +21142,10 @@
           <w:bCs/>
           <w:sz w:val="28"/>
           <w:szCs w:val="28"/>
-          <w:lang w:bidi="fa-IR"/>
-        </w:rPr>
-        <w:t xml:space="preserve">OpenCV      </w:t>
+          <w:highlight w:val="lightGray"/>
+          <w:lang w:bidi="fa-IR"/>
+        </w:rPr>
+        <w:t>Zoom Part</w:t>
       </w:r>
     </w:p>
     <w:p>
@@ -21002,6 +21156,7 @@
           <w:bCs/>
           <w:sz w:val="28"/>
           <w:szCs w:val="28"/>
+          <w:highlight w:val="lightGray"/>
           <w:lang w:bidi="fa-IR"/>
         </w:rPr>
       </w:pPr>
@@ -21014,9 +21169,10 @@
             <w:bCs/>
             <w:sz w:val="28"/>
             <w:szCs w:val="28"/>
+            <w:highlight w:val="lightGray"/>
             <w:lang w:bidi="fa-IR"/>
           </w:rPr>
-          <w:t>https://opencv.org</w:t>
+          <w:t>https://github.com/harimkang/openCV-with-Zoom</w:t>
         </w:r>
       </w:hyperlink>
     </w:p>
@@ -21028,6 +21184,7 @@
           <w:bCs/>
           <w:sz w:val="28"/>
           <w:szCs w:val="28"/>
+          <w:highlight w:val="lightGray"/>
           <w:lang w:bidi="fa-IR"/>
         </w:rPr>
       </w:pPr>
@@ -21038,9 +21195,10 @@
           <w:bCs/>
           <w:sz w:val="28"/>
           <w:szCs w:val="28"/>
-          <w:lang w:bidi="fa-IR"/>
-        </w:rPr>
-        <w:t xml:space="preserve">NumPy       </w:t>
+          <w:highlight w:val="lightGray"/>
+          <w:lang w:bidi="fa-IR"/>
+        </w:rPr>
+        <w:t xml:space="preserve">OpenCV      </w:t>
       </w:r>
     </w:p>
     <w:p>
@@ -21051,6 +21209,7 @@
           <w:bCs/>
           <w:sz w:val="28"/>
           <w:szCs w:val="28"/>
+          <w:highlight w:val="lightGray"/>
           <w:lang w:bidi="fa-IR"/>
         </w:rPr>
       </w:pPr>
@@ -21063,9 +21222,10 @@
             <w:bCs/>
             <w:sz w:val="28"/>
             <w:szCs w:val="28"/>
+            <w:highlight w:val="lightGray"/>
             <w:lang w:bidi="fa-IR"/>
           </w:rPr>
-          <w:t>https://numpy.org</w:t>
+          <w:t>https://opencv.org</w:t>
         </w:r>
       </w:hyperlink>
     </w:p>
@@ -21077,10 +21237,10 @@
           <w:bCs/>
           <w:sz w:val="28"/>
           <w:szCs w:val="28"/>
-          <w:lang w:bidi="fa-IR"/>
-        </w:rPr>
-      </w:pPr>
-      <w:proofErr w:type="spellStart"/>
+          <w:highlight w:val="lightGray"/>
+          <w:lang w:bidi="fa-IR"/>
+        </w:rPr>
+      </w:pPr>
       <w:r>
         <w:rPr>
           <w:rFonts w:cs="Calibri"/>
@@ -21088,31 +21248,21 @@
           <w:bCs/>
           <w:sz w:val="28"/>
           <w:szCs w:val="28"/>
-          <w:lang w:bidi="fa-IR"/>
-        </w:rPr>
-        <w:t>PySerial</w:t>
-      </w:r>
-      <w:proofErr w:type="spellEnd"/>
-      <w:r>
+          <w:highlight w:val="lightGray"/>
+          <w:lang w:bidi="fa-IR"/>
+        </w:rPr>
+        <w:t xml:space="preserve">NumPy       </w:t>
+      </w:r>
+    </w:p>
+    <w:p>
+      <w:pPr>
         <w:rPr>
           <w:rFonts w:cs="Calibri"/>
           <w:b/>
           <w:bCs/>
           <w:sz w:val="28"/>
           <w:szCs w:val="28"/>
-          <w:lang w:bidi="fa-IR"/>
-        </w:rPr>
-        <w:t xml:space="preserve">    </w:t>
-      </w:r>
-    </w:p>
-    <w:p>
-      <w:pPr>
-        <w:rPr>
-          <w:rFonts w:cs="Calibri"/>
-          <w:b/>
-          <w:bCs/>
-          <w:sz w:val="28"/>
-          <w:szCs w:val="28"/>
+          <w:highlight w:val="lightGray"/>
           <w:lang w:bidi="fa-IR"/>
         </w:rPr>
       </w:pPr>
@@ -21125,6 +21275,73 @@
             <w:bCs/>
             <w:sz w:val="28"/>
             <w:szCs w:val="28"/>
+            <w:highlight w:val="lightGray"/>
+            <w:lang w:bidi="fa-IR"/>
+          </w:rPr>
+          <w:t>https://numpy.org</w:t>
+        </w:r>
+      </w:hyperlink>
+    </w:p>
+    <w:p>
+      <w:pPr>
+        <w:rPr>
+          <w:rFonts w:cs="Calibri"/>
+          <w:b/>
+          <w:bCs/>
+          <w:sz w:val="28"/>
+          <w:szCs w:val="28"/>
+          <w:highlight w:val="lightGray"/>
+          <w:lang w:bidi="fa-IR"/>
+        </w:rPr>
+      </w:pPr>
+      <w:proofErr w:type="spellStart"/>
+      <w:r>
+        <w:rPr>
+          <w:rFonts w:cs="Calibri"/>
+          <w:b/>
+          <w:bCs/>
+          <w:sz w:val="28"/>
+          <w:szCs w:val="28"/>
+          <w:highlight w:val="lightGray"/>
+          <w:lang w:bidi="fa-IR"/>
+        </w:rPr>
+        <w:t>PySerial</w:t>
+      </w:r>
+      <w:proofErr w:type="spellEnd"/>
+      <w:r>
+        <w:rPr>
+          <w:rFonts w:cs="Calibri"/>
+          <w:b/>
+          <w:bCs/>
+          <w:sz w:val="28"/>
+          <w:szCs w:val="28"/>
+          <w:highlight w:val="lightGray"/>
+          <w:lang w:bidi="fa-IR"/>
+        </w:rPr>
+        <w:t xml:space="preserve">    </w:t>
+      </w:r>
+    </w:p>
+    <w:p>
+      <w:pPr>
+        <w:rPr>
+          <w:rFonts w:cs="Calibri"/>
+          <w:b/>
+          <w:bCs/>
+          <w:sz w:val="28"/>
+          <w:szCs w:val="28"/>
+          <w:lang w:bidi="fa-IR"/>
+        </w:rPr>
+      </w:pPr>
+      <w:hyperlink r:id="rId26" w:history="1">
+        <w:r>
+          <w:rPr>
+            <w:rStyle w:val="Hyperlink"/>
+            <w:rFonts w:cs="Calibri"/>
+            <w:b/>
+            <w:bCs/>
+            <w:sz w:val="28"/>
+            <w:szCs w:val="28"/>
+            <w:highlight w:val="lightGray"/>
             <w:lang w:bidi="fa-IR"/>
           </w:rPr>
           <w:t>https://github.com/pyserial/pyserial</w:t>
@@ -21150,7 +21367,7 @@
           <w:lang w:bidi="fa-IR"/>
         </w:rPr>
         <w:pict w14:anchorId="300C5AA9">
-          <v:rect id="_x0000_i1141" style="width:0;height:1.5pt" o:hralign="center" o:hrstd="t" o:hr="t" fillcolor="#a0a0a0" stroked="f"/>
+          <v:rect id="_x0000_i1045" style="width:0;height:1.5pt" o:hralign="center" o:hrstd="t" o:hr="t" fillcolor="#a0a0a0" stroked="f"/>
         </w:pict>
       </w:r>
     </w:p>
@@ -21163,16 +21380,18 @@
           <w:bCs/>
           <w:sz w:val="28"/>
           <w:szCs w:val="28"/>
-          <w:lang w:bidi="fa-IR"/>
-        </w:rPr>
-      </w:pPr>
-      <w:r>
-        <w:rPr>
-          <w:rFonts w:cs="B Nazanin"/>
-          <w:b/>
-          <w:bCs/>
-          <w:sz w:val="28"/>
-          <w:szCs w:val="28"/>
+          <w:highlight w:val="lightGray"/>
+          <w:lang w:bidi="fa-IR"/>
+        </w:rPr>
+      </w:pPr>
+      <w:r>
+        <w:rPr>
+          <w:rFonts w:cs="B Nazanin"/>
+          <w:b/>
+          <w:bCs/>
+          <w:sz w:val="28"/>
+          <w:szCs w:val="28"/>
+          <w:highlight w:val="lightGray"/>
           <w:rtl/>
         </w:rPr>
         <w:lastRenderedPageBreak/>
@@ -21185,6 +21404,7 @@
           <w:bCs/>
           <w:sz w:val="28"/>
           <w:szCs w:val="28"/>
+          <w:highlight w:val="lightGray"/>
           <w:lang w:bidi="fa-IR"/>
         </w:rPr>
         <w:t>:</w:t>
@@ -21199,16 +21419,18 @@
           <w:bCs/>
           <w:sz w:val="28"/>
           <w:szCs w:val="28"/>
-          <w:lang w:bidi="fa-IR"/>
-        </w:rPr>
-      </w:pPr>
-      <w:r>
-        <w:rPr>
-          <w:rFonts w:cs="B Nazanin"/>
-          <w:b/>
-          <w:bCs/>
-          <w:sz w:val="28"/>
-          <w:szCs w:val="28"/>
+          <w:highlight w:val="lightGray"/>
+          <w:lang w:bidi="fa-IR"/>
+        </w:rPr>
+      </w:pPr>
+      <w:r>
+        <w:rPr>
+          <w:rFonts w:cs="B Nazanin"/>
+          <w:b/>
+          <w:bCs/>
+          <w:sz w:val="28"/>
+          <w:szCs w:val="28"/>
+          <w:highlight w:val="lightGray"/>
           <w:rtl/>
         </w:rPr>
         <w:t>بخش پردازش و رهگیری</w:t>
@@ -21220,6 +21442,7 @@
           <w:bCs/>
           <w:sz w:val="28"/>
           <w:szCs w:val="28"/>
+          <w:highlight w:val="lightGray"/>
           <w:lang w:bidi="fa-IR"/>
         </w:rPr>
         <w:t xml:space="preserve"> (Python):</w:t>
@@ -21239,16 +21462,18 @@
           <w:bCs/>
           <w:sz w:val="28"/>
           <w:szCs w:val="28"/>
-          <w:lang w:bidi="fa-IR"/>
-        </w:rPr>
-      </w:pPr>
-      <w:r>
-        <w:rPr>
-          <w:rFonts w:cs="B Nazanin"/>
-          <w:b/>
-          <w:bCs/>
-          <w:sz w:val="28"/>
-          <w:szCs w:val="28"/>
+          <w:highlight w:val="lightGray"/>
+          <w:lang w:bidi="fa-IR"/>
+        </w:rPr>
+      </w:pPr>
+      <w:r>
+        <w:rPr>
+          <w:rFonts w:cs="B Nazanin"/>
+          <w:b/>
+          <w:bCs/>
+          <w:sz w:val="28"/>
+          <w:szCs w:val="28"/>
+          <w:highlight w:val="lightGray"/>
           <w:rtl/>
         </w:rPr>
         <w:t xml:space="preserve">جمع‌آوری و برچسب‌زنی دیتاست اختصاصی (298 </w:t>
@@ -21260,6 +21485,7 @@
           <w:bCs/>
           <w:sz w:val="28"/>
           <w:szCs w:val="28"/>
+          <w:highlight w:val="lightGray"/>
           <w:rtl/>
         </w:rPr>
         <w:t>داده</w:t>
@@ -21271,6 +21497,7 @@
           <w:bCs/>
           <w:sz w:val="28"/>
           <w:szCs w:val="28"/>
+          <w:highlight w:val="lightGray"/>
           <w:rtl/>
         </w:rPr>
         <w:t>)</w:t>
@@ -21290,16 +21517,18 @@
           <w:bCs/>
           <w:sz w:val="28"/>
           <w:szCs w:val="28"/>
-          <w:lang w:bidi="fa-IR"/>
-        </w:rPr>
-      </w:pPr>
-      <w:r>
-        <w:rPr>
-          <w:rFonts w:cs="B Nazanin"/>
-          <w:b/>
-          <w:bCs/>
-          <w:sz w:val="28"/>
-          <w:szCs w:val="28"/>
+          <w:highlight w:val="lightGray"/>
+          <w:lang w:bidi="fa-IR"/>
+        </w:rPr>
+      </w:pPr>
+      <w:r>
+        <w:rPr>
+          <w:rFonts w:cs="B Nazanin"/>
+          <w:b/>
+          <w:bCs/>
+          <w:sz w:val="28"/>
+          <w:szCs w:val="28"/>
+          <w:highlight w:val="lightGray"/>
           <w:lang w:bidi="fa-IR"/>
         </w:rPr>
         <w:t>Fine-tuning</w:t>
@@ -21311,6 +21540,7 @@
           <w:bCs/>
           <w:sz w:val="28"/>
           <w:szCs w:val="28"/>
+          <w:highlight w:val="lightGray"/>
           <w:rtl/>
           <w:lang w:bidi="fa-IR"/>
         </w:rPr>
@@ -21323,6 +21553,7 @@
           <w:bCs/>
           <w:sz w:val="28"/>
           <w:szCs w:val="28"/>
+          <w:highlight w:val="lightGray"/>
           <w:rtl/>
         </w:rPr>
         <w:t>مدل پایه روی دیتاست محلی</w:t>
@@ -21342,16 +21573,18 @@
           <w:bCs/>
           <w:sz w:val="28"/>
           <w:szCs w:val="28"/>
-          <w:lang w:bidi="fa-IR"/>
-        </w:rPr>
-      </w:pPr>
-      <w:r>
-        <w:rPr>
-          <w:rFonts w:cs="B Nazanin"/>
-          <w:b/>
-          <w:bCs/>
-          <w:sz w:val="28"/>
-          <w:szCs w:val="28"/>
+          <w:highlight w:val="lightGray"/>
+          <w:lang w:bidi="fa-IR"/>
+        </w:rPr>
+      </w:pPr>
+      <w:r>
+        <w:rPr>
+          <w:rFonts w:cs="B Nazanin"/>
+          <w:b/>
+          <w:bCs/>
+          <w:sz w:val="28"/>
+          <w:szCs w:val="28"/>
+          <w:highlight w:val="lightGray"/>
           <w:rtl/>
         </w:rPr>
         <w:t>ارزیابی کمی مدل</w:t>
@@ -21363,6 +21596,7 @@
           <w:bCs/>
           <w:sz w:val="28"/>
           <w:szCs w:val="28"/>
+          <w:highlight w:val="lightGray"/>
           <w:lang w:bidi="fa-IR"/>
         </w:rPr>
         <w:t xml:space="preserve"> (</w:t>
@@ -21375,6 +21609,7 @@
           <w:bCs/>
           <w:sz w:val="28"/>
           <w:szCs w:val="28"/>
+          <w:highlight w:val="lightGray"/>
           <w:lang w:bidi="fa-IR"/>
         </w:rPr>
         <w:t>mAP</w:t>
@@ -21387,6 +21622,7 @@
           <w:bCs/>
           <w:sz w:val="28"/>
           <w:szCs w:val="28"/>
+          <w:highlight w:val="lightGray"/>
           <w:lang w:bidi="fa-IR"/>
         </w:rPr>
         <w:t>, Precision, Recall)</w:t>
@@ -21406,16 +21642,18 @@
           <w:bCs/>
           <w:sz w:val="28"/>
           <w:szCs w:val="28"/>
-          <w:lang w:bidi="fa-IR"/>
-        </w:rPr>
-      </w:pPr>
-      <w:r>
-        <w:rPr>
-          <w:rFonts w:cs="B Nazanin"/>
-          <w:b/>
-          <w:bCs/>
-          <w:sz w:val="28"/>
-          <w:szCs w:val="28"/>
+          <w:highlight w:val="lightGray"/>
+          <w:lang w:bidi="fa-IR"/>
+        </w:rPr>
+      </w:pPr>
+      <w:r>
+        <w:rPr>
+          <w:rFonts w:cs="B Nazanin"/>
+          <w:b/>
+          <w:bCs/>
+          <w:sz w:val="28"/>
+          <w:szCs w:val="28"/>
+          <w:highlight w:val="lightGray"/>
           <w:rtl/>
         </w:rPr>
         <w:t>تحلیل رزولوشن (7 ترکیب آموزش/اجرا</w:t>
@@ -21427,6 +21665,7 @@
           <w:bCs/>
           <w:sz w:val="28"/>
           <w:szCs w:val="28"/>
+          <w:highlight w:val="lightGray"/>
           <w:rtl/>
         </w:rPr>
         <w:t xml:space="preserve"> </w:t>
@@ -21438,6 +21677,7 @@
           <w:bCs/>
           <w:sz w:val="28"/>
           <w:szCs w:val="28"/>
+          <w:highlight w:val="lightGray"/>
           <w:rtl/>
         </w:rPr>
         <w:t>)</w:t>
@@ -21457,16 +21697,18 @@
           <w:bCs/>
           <w:sz w:val="28"/>
           <w:szCs w:val="28"/>
-          <w:lang w:bidi="fa-IR"/>
-        </w:rPr>
-      </w:pPr>
-      <w:r>
-        <w:rPr>
-          <w:rFonts w:cs="B Nazanin"/>
-          <w:b/>
-          <w:bCs/>
-          <w:sz w:val="28"/>
-          <w:szCs w:val="28"/>
+          <w:highlight w:val="lightGray"/>
+          <w:lang w:bidi="fa-IR"/>
+        </w:rPr>
+      </w:pPr>
+      <w:r>
+        <w:rPr>
+          <w:rFonts w:cs="B Nazanin"/>
+          <w:b/>
+          <w:bCs/>
+          <w:sz w:val="28"/>
+          <w:szCs w:val="28"/>
+          <w:highlight w:val="lightGray"/>
           <w:rtl/>
         </w:rPr>
         <w:t>پیاده‌سازی منطق تشخیص و رهگیری هدف</w:t>
@@ -21486,16 +21728,18 @@
           <w:bCs/>
           <w:sz w:val="28"/>
           <w:szCs w:val="28"/>
-          <w:lang w:bidi="fa-IR"/>
-        </w:rPr>
-      </w:pPr>
-      <w:r>
-        <w:rPr>
-          <w:rFonts w:cs="B Nazanin"/>
-          <w:b/>
-          <w:bCs/>
-          <w:sz w:val="28"/>
-          <w:szCs w:val="28"/>
+          <w:highlight w:val="lightGray"/>
+          <w:lang w:bidi="fa-IR"/>
+        </w:rPr>
+      </w:pPr>
+      <w:r>
+        <w:rPr>
+          <w:rFonts w:cs="B Nazanin"/>
+          <w:b/>
+          <w:bCs/>
+          <w:sz w:val="28"/>
+          <w:szCs w:val="28"/>
+          <w:highlight w:val="lightGray"/>
           <w:rtl/>
         </w:rPr>
         <w:t>محاسبات</w:t>
@@ -21507,6 +21751,7 @@
           <w:bCs/>
           <w:sz w:val="28"/>
           <w:szCs w:val="28"/>
+          <w:highlight w:val="lightGray"/>
           <w:lang w:bidi="fa-IR"/>
         </w:rPr>
         <w:t xml:space="preserve"> Pan/Tilt </w:t>
@@ -21518,6 +21763,7 @@
           <w:bCs/>
           <w:sz w:val="28"/>
           <w:szCs w:val="28"/>
+          <w:highlight w:val="lightGray"/>
           <w:rtl/>
         </w:rPr>
         <w:t>و کنترل سروو</w:t>
@@ -21537,16 +21783,18 @@
           <w:bCs/>
           <w:sz w:val="28"/>
           <w:szCs w:val="28"/>
-          <w:lang w:bidi="fa-IR"/>
-        </w:rPr>
-      </w:pPr>
-      <w:r>
-        <w:rPr>
-          <w:rFonts w:cs="B Nazanin"/>
-          <w:b/>
-          <w:bCs/>
-          <w:sz w:val="28"/>
-          <w:szCs w:val="28"/>
+          <w:highlight w:val="lightGray"/>
+          <w:lang w:bidi="fa-IR"/>
+        </w:rPr>
+      </w:pPr>
+      <w:r>
+        <w:rPr>
+          <w:rFonts w:cs="B Nazanin"/>
+          <w:b/>
+          <w:bCs/>
+          <w:sz w:val="28"/>
+          <w:szCs w:val="28"/>
+          <w:highlight w:val="lightGray"/>
           <w:rtl/>
         </w:rPr>
         <w:t>ماشین حالت</w:t>
@@ -21558,6 +21806,7 @@
           <w:bCs/>
           <w:sz w:val="28"/>
           <w:szCs w:val="28"/>
+          <w:highlight w:val="lightGray"/>
           <w:lang w:bidi="fa-IR"/>
         </w:rPr>
         <w:t xml:space="preserve"> (Search/Locked/Return)</w:t>
@@ -21577,16 +21826,18 @@
           <w:bCs/>
           <w:sz w:val="28"/>
           <w:szCs w:val="28"/>
-          <w:lang w:bidi="fa-IR"/>
-        </w:rPr>
-      </w:pPr>
-      <w:r>
-        <w:rPr>
-          <w:rFonts w:cs="B Nazanin"/>
-          <w:b/>
-          <w:bCs/>
-          <w:sz w:val="28"/>
-          <w:szCs w:val="28"/>
+          <w:highlight w:val="lightGray"/>
+          <w:lang w:bidi="fa-IR"/>
+        </w:rPr>
+      </w:pPr>
+      <w:r>
+        <w:rPr>
+          <w:rFonts w:cs="B Nazanin"/>
+          <w:b/>
+          <w:bCs/>
+          <w:sz w:val="28"/>
+          <w:szCs w:val="28"/>
+          <w:highlight w:val="lightGray"/>
           <w:rtl/>
         </w:rPr>
         <w:t>ارتباط</w:t>
@@ -21598,6 +21849,7 @@
           <w:bCs/>
           <w:sz w:val="28"/>
           <w:szCs w:val="28"/>
+          <w:highlight w:val="lightGray"/>
           <w:lang w:bidi="fa-IR"/>
         </w:rPr>
         <w:t xml:space="preserve"> UDP </w:t>
@@ -21609,6 +21861,7 @@
           <w:bCs/>
           <w:sz w:val="28"/>
           <w:szCs w:val="28"/>
+          <w:highlight w:val="lightGray"/>
           <w:rtl/>
         </w:rPr>
         <w:t>و</w:t>
@@ -21620,6 +21873,7 @@
           <w:bCs/>
           <w:sz w:val="28"/>
           <w:szCs w:val="28"/>
+          <w:highlight w:val="lightGray"/>
           <w:lang w:bidi="fa-IR"/>
         </w:rPr>
         <w:t xml:space="preserve"> Serial</w:t>
@@ -21639,16 +21893,18 @@
           <w:bCs/>
           <w:sz w:val="28"/>
           <w:szCs w:val="28"/>
-          <w:lang w:bidi="fa-IR"/>
-        </w:rPr>
-      </w:pPr>
-      <w:r>
-        <w:rPr>
-          <w:rFonts w:cs="B Nazanin"/>
-          <w:b/>
-          <w:bCs/>
-          <w:sz w:val="28"/>
-          <w:szCs w:val="28"/>
+          <w:highlight w:val="lightGray"/>
+          <w:lang w:bidi="fa-IR"/>
+        </w:rPr>
+      </w:pPr>
+      <w:r>
+        <w:rPr>
+          <w:rFonts w:cs="B Nazanin"/>
+          <w:b/>
+          <w:bCs/>
+          <w:sz w:val="28"/>
+          <w:szCs w:val="28"/>
+          <w:highlight w:val="lightGray"/>
           <w:rtl/>
         </w:rPr>
         <w:t>فرمول‌های تبدیل پیکسل به زاویه</w:t>
@@ -21663,29 +21919,32 @@
           <w:bCs/>
           <w:sz w:val="28"/>
           <w:szCs w:val="28"/>
-          <w:lang w:bidi="fa-IR"/>
-        </w:rPr>
-      </w:pPr>
-    </w:p>
-    <w:p>
-      <w:pPr>
-        <w:bidi/>
-        <w:rPr>
-          <w:rFonts w:cs="B Nazanin"/>
-          <w:b/>
-          <w:bCs/>
-          <w:sz w:val="28"/>
-          <w:szCs w:val="28"/>
-          <w:lang w:bidi="fa-IR"/>
-        </w:rPr>
-      </w:pPr>
-      <w:r>
-        <w:rPr>
-          <w:rFonts w:cs="B Nazanin"/>
-          <w:b/>
-          <w:bCs/>
-          <w:sz w:val="28"/>
-          <w:szCs w:val="28"/>
+          <w:highlight w:val="lightGray"/>
+          <w:lang w:bidi="fa-IR"/>
+        </w:rPr>
+      </w:pPr>
+    </w:p>
+    <w:p>
+      <w:pPr>
+        <w:bidi/>
+        <w:rPr>
+          <w:rFonts w:cs="B Nazanin"/>
+          <w:b/>
+          <w:bCs/>
+          <w:sz w:val="28"/>
+          <w:szCs w:val="28"/>
+          <w:highlight w:val="lightGray"/>
+          <w:lang w:bidi="fa-IR"/>
+        </w:rPr>
+      </w:pPr>
+      <w:r>
+        <w:rPr>
+          <w:rFonts w:cs="B Nazanin"/>
+          <w:b/>
+          <w:bCs/>
+          <w:sz w:val="28"/>
+          <w:szCs w:val="28"/>
+          <w:highlight w:val="lightGray"/>
           <w:rtl/>
         </w:rPr>
         <w:t>بخش شبیه‌ساز</w:t>
@@ -21697,6 +21956,7 @@
           <w:bCs/>
           <w:sz w:val="28"/>
           <w:szCs w:val="28"/>
+          <w:highlight w:val="lightGray"/>
           <w:lang w:bidi="fa-IR"/>
         </w:rPr>
         <w:t xml:space="preserve"> (Unity C#):</w:t>
@@ -21716,16 +21976,18 @@
           <w:bCs/>
           <w:sz w:val="28"/>
           <w:szCs w:val="28"/>
-          <w:lang w:bidi="fa-IR"/>
-        </w:rPr>
-      </w:pPr>
-      <w:r>
-        <w:rPr>
-          <w:rFonts w:cs="B Nazanin"/>
-          <w:b/>
-          <w:bCs/>
-          <w:sz w:val="28"/>
-          <w:szCs w:val="28"/>
+          <w:highlight w:val="lightGray"/>
+          <w:lang w:bidi="fa-IR"/>
+        </w:rPr>
+      </w:pPr>
+      <w:r>
+        <w:rPr>
+          <w:rFonts w:cs="B Nazanin"/>
+          <w:b/>
+          <w:bCs/>
+          <w:sz w:val="28"/>
+          <w:szCs w:val="28"/>
+          <w:highlight w:val="lightGray"/>
           <w:rtl/>
         </w:rPr>
         <w:t>کدهای</w:t>
@@ -21737,6 +21999,7 @@
           <w:bCs/>
           <w:sz w:val="28"/>
           <w:szCs w:val="28"/>
+          <w:highlight w:val="lightGray"/>
           <w:lang w:bidi="fa-IR"/>
         </w:rPr>
         <w:t xml:space="preserve"> Unity </w:t>
@@ -21748,6 +22011,7 @@
           <w:bCs/>
           <w:sz w:val="28"/>
           <w:szCs w:val="28"/>
+          <w:highlight w:val="lightGray"/>
           <w:rtl/>
         </w:rPr>
         <w:t>با استفاده از پروژه‌های متن‌باز و ابزارهای تولید کد نوشته شده‌اند</w:t>
@@ -21767,16 +22031,18 @@
           <w:bCs/>
           <w:sz w:val="28"/>
           <w:szCs w:val="28"/>
-          <w:lang w:bidi="fa-IR"/>
-        </w:rPr>
-      </w:pPr>
-      <w:r>
-        <w:rPr>
-          <w:rFonts w:cs="B Nazanin"/>
-          <w:b/>
-          <w:bCs/>
-          <w:sz w:val="28"/>
-          <w:szCs w:val="28"/>
+          <w:highlight w:val="lightGray"/>
+          <w:lang w:bidi="fa-IR"/>
+        </w:rPr>
+      </w:pPr>
+      <w:r>
+        <w:rPr>
+          <w:rFonts w:cs="B Nazanin"/>
+          <w:b/>
+          <w:bCs/>
+          <w:sz w:val="28"/>
+          <w:szCs w:val="28"/>
+          <w:highlight w:val="lightGray"/>
           <w:rtl/>
         </w:rPr>
         <w:t>کنترلر کوادکوپتر</w:t>
@@ -21788,6 +22054,7 @@
           <w:bCs/>
           <w:sz w:val="28"/>
           <w:szCs w:val="28"/>
+          <w:highlight w:val="lightGray"/>
           <w:lang w:bidi="fa-IR"/>
         </w:rPr>
         <w:t xml:space="preserve">: </w:t>
@@ -21800,6 +22067,7 @@
           <w:bCs/>
           <w:sz w:val="28"/>
           <w:szCs w:val="28"/>
+          <w:highlight w:val="lightGray"/>
           <w:lang w:bidi="fa-IR"/>
         </w:rPr>
         <w:t>simeonradivoev</w:t>
@@ -21812,6 +22080,7 @@
           <w:bCs/>
           <w:sz w:val="28"/>
           <w:szCs w:val="28"/>
+          <w:highlight w:val="lightGray"/>
           <w:lang w:bidi="fa-IR"/>
         </w:rPr>
         <w:t>/Quadcopter-Controller</w:t>
@@ -21831,16 +22100,18 @@
           <w:bCs/>
           <w:sz w:val="28"/>
           <w:szCs w:val="28"/>
-          <w:lang w:bidi="fa-IR"/>
-        </w:rPr>
-      </w:pPr>
-      <w:r>
-        <w:rPr>
-          <w:rFonts w:cs="B Nazanin"/>
-          <w:b/>
-          <w:bCs/>
-          <w:sz w:val="28"/>
-          <w:szCs w:val="28"/>
+          <w:highlight w:val="lightGray"/>
+          <w:lang w:bidi="fa-IR"/>
+        </w:rPr>
+      </w:pPr>
+      <w:r>
+        <w:rPr>
+          <w:rFonts w:cs="B Nazanin"/>
+          <w:b/>
+          <w:bCs/>
+          <w:sz w:val="28"/>
+          <w:szCs w:val="28"/>
+          <w:highlight w:val="lightGray"/>
           <w:lang w:bidi="fa-IR"/>
         </w:rPr>
         <w:t>Unity Standard Assets</w:t>
@@ -21860,16 +22131,18 @@
           <w:bCs/>
           <w:sz w:val="28"/>
           <w:szCs w:val="28"/>
-          <w:lang w:bidi="fa-IR"/>
-        </w:rPr>
-      </w:pPr>
-      <w:r>
-        <w:rPr>
-          <w:rFonts w:cs="B Nazanin"/>
-          <w:b/>
-          <w:bCs/>
-          <w:sz w:val="28"/>
-          <w:szCs w:val="28"/>
+          <w:highlight w:val="lightGray"/>
+          <w:lang w:bidi="fa-IR"/>
+        </w:rPr>
+      </w:pPr>
+      <w:r>
+        <w:rPr>
+          <w:rFonts w:cs="B Nazanin"/>
+          <w:b/>
+          <w:bCs/>
+          <w:sz w:val="28"/>
+          <w:szCs w:val="28"/>
+          <w:highlight w:val="lightGray"/>
           <w:rtl/>
         </w:rPr>
         <w:t>ویرایش و تنظیم برای سازگاری با سامانه‌ی</w:t>
@@ -21881,6 +22154,7 @@
           <w:bCs/>
           <w:sz w:val="28"/>
           <w:szCs w:val="28"/>
+          <w:highlight w:val="lightGray"/>
           <w:lang w:bidi="fa-IR"/>
         </w:rPr>
         <w:t xml:space="preserve"> Python</w:t>
@@ -21907,7 +22181,7 @@
           <w:lang w:bidi="fa-IR"/>
         </w:rPr>
         <w:pict w14:anchorId="32A692E9">
-          <v:rect id="_x0000_i1142" style="width:0;height:1.5pt" o:hralign="center" o:hrstd="t" o:hr="t" fillcolor="#a0a0a0" stroked="f"/>
+          <v:rect id="_x0000_i1046" style="width:0;height:1.5pt" o:hralign="center" o:hrstd="t" o:hr="t" fillcolor="#a0a0a0" stroked="f"/>
         </w:pict>
       </w:r>
     </w:p>
@@ -24275,6 +24549,7 @@
   <w:style w:type="character" w:default="1" w:styleId="DefaultParagraphFont">
     <w:name w:val="Default Paragraph Font"/>
     <w:uiPriority w:val="1"/>
+    <w:semiHidden/>
     <w:unhideWhenUsed/>
   </w:style>
   <w:style w:type="table" w:default="1" w:styleId="TableNormal">
